--- a/BUSINESS_REQUIREMENTS_DOCUMENT.docx
+++ b/BUSINESS_REQUIREMENTS_DOCUMENT.docx
@@ -7,6 +7,29 @@
         <w:pStyle w:val="Heading1"/>
       </w:pPr>
       <w:r>
+        <w:t>Table of Contents</w:t>
+      </w:r>
+    </w:p>
+    <w:p>
+      <w:r>
+        <w:fldChar w:fldCharType="begin"/>
+        <w:instrText xml:space="preserve">TOC \o "1-3" \h \z \u</w:instrText>
+        <w:fldChar w:fldCharType="separate">
+          <w:t>Right-click and Update Field to generate table of contents.</w:t>
+        </w:fldChar>
+        <w:fldChar w:fldCharType="end"/>
+      </w:r>
+    </w:p>
+    <w:p>
+      <w:r>
+        <w:br w:type="page"/>
+      </w:r>
+    </w:p>
+    <w:p>
+      <w:pPr>
+        <w:pStyle w:val="Heading1"/>
+      </w:pPr>
+      <w:r>
         <w:t>Business Requirements Document (BRD)</w:t>
       </w:r>
     </w:p>
@@ -2112,14 +2135,6 @@
         <w:pStyle w:val="ListBullet"/>
       </w:pPr>
       <w:r>
-        <w:t>`KasookooSDK.call.video(videoEnabled)` - toggle local video</w:t>
-      </w:r>
-    </w:p>
-    <w:p>
-      <w:pPr>
-        <w:pStyle w:val="ListBullet"/>
-      </w:pPr>
-      <w:r>
         <w:t>`KasookooSDK.call.getActiveCall()` - fetch current active call object</w:t>
       </w:r>
     </w:p>
@@ -3273,14 +3288,6 @@
       </w:r>
     </w:p>
     <w:p/>
-    <w:p>
-      <w:pPr>
-        <w:pStyle w:val="ListBullet"/>
-      </w:pPr>
-      <w:r>
-        <w:t>Frontend team can integrate core SDK in less than 2 development days.</w:t>
-      </w:r>
-    </w:p>
     <w:p>
       <w:pPr>
         <w:pStyle w:val="ListBullet"/>

--- a/BUSINESS_REQUIREMENTS_DOCUMENT.docx
+++ b/BUSINESS_REQUIREMENTS_DOCUMENT.docx
@@ -6,11 +6,24 @@
       <w:pPr>
         <w:pStyle w:val="Heading1"/>
       </w:pPr>
+      <w:bookmarkStart w:id="0" w:name="_Toc228193481"/>
       <w:r>
         <w:t>Table of Contents</w:t>
       </w:r>
-    </w:p>
-    <w:p>
+      <w:bookmarkStart w:id="1" w:name="_GoBack"/>
+      <w:bookmarkEnd w:id="0"/>
+      <w:bookmarkEnd w:id="1"/>
+    </w:p>
+    <w:p>
+      <w:pPr>
+        <w:pStyle w:val="TOC1"/>
+        <w:tabs>
+          <w:tab w:val="right" w:leader="dot" w:pos="8630"/>
+        </w:tabs>
+        <w:rPr>
+          <w:noProof/>
+        </w:rPr>
+      </w:pPr>
       <w:r>
         <w:fldChar w:fldCharType="begin"/>
       </w:r>
@@ -20,9 +33,4349 @@
       <w:r>
         <w:fldChar w:fldCharType="separate"/>
       </w:r>
-      <w:r>
-        <w:t>Right-click and Update Field to generate table of contents.</w:t>
-      </w:r>
+      <w:hyperlink w:anchor="_Toc228193481" w:history="1">
+        <w:r>
+          <w:rPr>
+            <w:rStyle w:val="Hyperlink"/>
+            <w:noProof/>
+          </w:rPr>
+          <w:t>Table of Contents</w:t>
+        </w:r>
+        <w:r>
+          <w:rPr>
+            <w:noProof/>
+            <w:webHidden/>
+          </w:rPr>
+          <w:tab/>
+        </w:r>
+        <w:r>
+          <w:rPr>
+            <w:noProof/>
+            <w:webHidden/>
+          </w:rPr>
+          <w:fldChar w:fldCharType="begin"/>
+        </w:r>
+        <w:r>
+          <w:rPr>
+            <w:noProof/>
+            <w:webHidden/>
+          </w:rPr>
+          <w:instrText xml:space="preserve"> PAGEREF _Toc228193481 \h </w:instrText>
+        </w:r>
+        <w:r>
+          <w:rPr>
+            <w:noProof/>
+            <w:webHidden/>
+          </w:rPr>
+        </w:r>
+        <w:r>
+          <w:rPr>
+            <w:noProof/>
+            <w:webHidden/>
+          </w:rPr>
+          <w:fldChar w:fldCharType="separate"/>
+        </w:r>
+        <w:r>
+          <w:rPr>
+            <w:noProof/>
+            <w:webHidden/>
+          </w:rPr>
+          <w:t>1</w:t>
+        </w:r>
+        <w:r>
+          <w:rPr>
+            <w:noProof/>
+            <w:webHidden/>
+          </w:rPr>
+          <w:fldChar w:fldCharType="end"/>
+        </w:r>
+      </w:hyperlink>
+    </w:p>
+    <w:p>
+      <w:pPr>
+        <w:pStyle w:val="TOC1"/>
+        <w:tabs>
+          <w:tab w:val="right" w:leader="dot" w:pos="8630"/>
+        </w:tabs>
+        <w:rPr>
+          <w:noProof/>
+        </w:rPr>
+      </w:pPr>
+      <w:hyperlink w:anchor="_Toc228193482" w:history="1">
+        <w:r>
+          <w:rPr>
+            <w:rStyle w:val="Hyperlink"/>
+            <w:noProof/>
+          </w:rPr>
+          <w:t>Business Requirements Document (BRD)</w:t>
+        </w:r>
+        <w:r>
+          <w:rPr>
+            <w:noProof/>
+            <w:webHidden/>
+          </w:rPr>
+          <w:tab/>
+        </w:r>
+        <w:r>
+          <w:rPr>
+            <w:noProof/>
+            <w:webHidden/>
+          </w:rPr>
+          <w:fldChar w:fldCharType="begin"/>
+        </w:r>
+        <w:r>
+          <w:rPr>
+            <w:noProof/>
+            <w:webHidden/>
+          </w:rPr>
+          <w:instrText xml:space="preserve"> PAGEREF _Toc228193482 \h </w:instrText>
+        </w:r>
+        <w:r>
+          <w:rPr>
+            <w:noProof/>
+            <w:webHidden/>
+          </w:rPr>
+        </w:r>
+        <w:r>
+          <w:rPr>
+            <w:noProof/>
+            <w:webHidden/>
+          </w:rPr>
+          <w:fldChar w:fldCharType="separate"/>
+        </w:r>
+        <w:r>
+          <w:rPr>
+            <w:noProof/>
+            <w:webHidden/>
+          </w:rPr>
+          <w:t>4</w:t>
+        </w:r>
+        <w:r>
+          <w:rPr>
+            <w:noProof/>
+            <w:webHidden/>
+          </w:rPr>
+          <w:fldChar w:fldCharType="end"/>
+        </w:r>
+      </w:hyperlink>
+    </w:p>
+    <w:p>
+      <w:pPr>
+        <w:pStyle w:val="TOC1"/>
+        <w:tabs>
+          <w:tab w:val="right" w:leader="dot" w:pos="8630"/>
+        </w:tabs>
+        <w:rPr>
+          <w:noProof/>
+        </w:rPr>
+      </w:pPr>
+      <w:hyperlink w:anchor="_Toc228193483" w:history="1">
+        <w:r>
+          <w:rPr>
+            <w:rStyle w:val="Hyperlink"/>
+            <w:noProof/>
+          </w:rPr>
+          <w:t>Kasookoo Frontend SDK Communication Platform</w:t>
+        </w:r>
+        <w:r>
+          <w:rPr>
+            <w:noProof/>
+            <w:webHidden/>
+          </w:rPr>
+          <w:tab/>
+        </w:r>
+        <w:r>
+          <w:rPr>
+            <w:noProof/>
+            <w:webHidden/>
+          </w:rPr>
+          <w:fldChar w:fldCharType="begin"/>
+        </w:r>
+        <w:r>
+          <w:rPr>
+            <w:noProof/>
+            <w:webHidden/>
+          </w:rPr>
+          <w:instrText xml:space="preserve"> PAGEREF _Toc228193483 \h </w:instrText>
+        </w:r>
+        <w:r>
+          <w:rPr>
+            <w:noProof/>
+            <w:webHidden/>
+          </w:rPr>
+        </w:r>
+        <w:r>
+          <w:rPr>
+            <w:noProof/>
+            <w:webHidden/>
+          </w:rPr>
+          <w:fldChar w:fldCharType="separate"/>
+        </w:r>
+        <w:r>
+          <w:rPr>
+            <w:noProof/>
+            <w:webHidden/>
+          </w:rPr>
+          <w:t>4</w:t>
+        </w:r>
+        <w:r>
+          <w:rPr>
+            <w:noProof/>
+            <w:webHidden/>
+          </w:rPr>
+          <w:fldChar w:fldCharType="end"/>
+        </w:r>
+      </w:hyperlink>
+    </w:p>
+    <w:p>
+      <w:pPr>
+        <w:pStyle w:val="TOC2"/>
+        <w:tabs>
+          <w:tab w:val="right" w:leader="dot" w:pos="8630"/>
+        </w:tabs>
+        <w:rPr>
+          <w:noProof/>
+        </w:rPr>
+      </w:pPr>
+      <w:hyperlink w:anchor="_Toc228193484" w:history="1">
+        <w:r>
+          <w:rPr>
+            <w:rStyle w:val="Hyperlink"/>
+            <w:noProof/>
+          </w:rPr>
+          <w:t>1) Purpose</w:t>
+        </w:r>
+        <w:r>
+          <w:rPr>
+            <w:noProof/>
+            <w:webHidden/>
+          </w:rPr>
+          <w:tab/>
+        </w:r>
+        <w:r>
+          <w:rPr>
+            <w:noProof/>
+            <w:webHidden/>
+          </w:rPr>
+          <w:fldChar w:fldCharType="begin"/>
+        </w:r>
+        <w:r>
+          <w:rPr>
+            <w:noProof/>
+            <w:webHidden/>
+          </w:rPr>
+          <w:instrText xml:space="preserve"> PAGEREF _Toc228193484 \h </w:instrText>
+        </w:r>
+        <w:r>
+          <w:rPr>
+            <w:noProof/>
+            <w:webHidden/>
+          </w:rPr>
+        </w:r>
+        <w:r>
+          <w:rPr>
+            <w:noProof/>
+            <w:webHidden/>
+          </w:rPr>
+          <w:fldChar w:fldCharType="separate"/>
+        </w:r>
+        <w:r>
+          <w:rPr>
+            <w:noProof/>
+            <w:webHidden/>
+          </w:rPr>
+          <w:t>4</w:t>
+        </w:r>
+        <w:r>
+          <w:rPr>
+            <w:noProof/>
+            <w:webHidden/>
+          </w:rPr>
+          <w:fldChar w:fldCharType="end"/>
+        </w:r>
+      </w:hyperlink>
+    </w:p>
+    <w:p>
+      <w:pPr>
+        <w:pStyle w:val="TOC2"/>
+        <w:tabs>
+          <w:tab w:val="right" w:leader="dot" w:pos="8630"/>
+        </w:tabs>
+        <w:rPr>
+          <w:noProof/>
+        </w:rPr>
+      </w:pPr>
+      <w:hyperlink w:anchor="_Toc228193485" w:history="1">
+        <w:r>
+          <w:rPr>
+            <w:rStyle w:val="Hyperlink"/>
+            <w:noProof/>
+          </w:rPr>
+          <w:t>2) Business Objectives</w:t>
+        </w:r>
+        <w:r>
+          <w:rPr>
+            <w:noProof/>
+            <w:webHidden/>
+          </w:rPr>
+          <w:tab/>
+        </w:r>
+        <w:r>
+          <w:rPr>
+            <w:noProof/>
+            <w:webHidden/>
+          </w:rPr>
+          <w:fldChar w:fldCharType="begin"/>
+        </w:r>
+        <w:r>
+          <w:rPr>
+            <w:noProof/>
+            <w:webHidden/>
+          </w:rPr>
+          <w:instrText xml:space="preserve"> PAGEREF _Toc228193485 \h </w:instrText>
+        </w:r>
+        <w:r>
+          <w:rPr>
+            <w:noProof/>
+            <w:webHidden/>
+          </w:rPr>
+        </w:r>
+        <w:r>
+          <w:rPr>
+            <w:noProof/>
+            <w:webHidden/>
+          </w:rPr>
+          <w:fldChar w:fldCharType="separate"/>
+        </w:r>
+        <w:r>
+          <w:rPr>
+            <w:noProof/>
+            <w:webHidden/>
+          </w:rPr>
+          <w:t>4</w:t>
+        </w:r>
+        <w:r>
+          <w:rPr>
+            <w:noProof/>
+            <w:webHidden/>
+          </w:rPr>
+          <w:fldChar w:fldCharType="end"/>
+        </w:r>
+      </w:hyperlink>
+    </w:p>
+    <w:p>
+      <w:pPr>
+        <w:pStyle w:val="TOC2"/>
+        <w:tabs>
+          <w:tab w:val="right" w:leader="dot" w:pos="8630"/>
+        </w:tabs>
+        <w:rPr>
+          <w:noProof/>
+        </w:rPr>
+      </w:pPr>
+      <w:hyperlink w:anchor="_Toc228193486" w:history="1">
+        <w:r>
+          <w:rPr>
+            <w:rStyle w:val="Hyperlink"/>
+            <w:noProof/>
+          </w:rPr>
+          <w:t>3) Stakeholders</w:t>
+        </w:r>
+        <w:r>
+          <w:rPr>
+            <w:noProof/>
+            <w:webHidden/>
+          </w:rPr>
+          <w:tab/>
+        </w:r>
+        <w:r>
+          <w:rPr>
+            <w:noProof/>
+            <w:webHidden/>
+          </w:rPr>
+          <w:fldChar w:fldCharType="begin"/>
+        </w:r>
+        <w:r>
+          <w:rPr>
+            <w:noProof/>
+            <w:webHidden/>
+          </w:rPr>
+          <w:instrText xml:space="preserve"> PAGEREF _Toc228193486 \h </w:instrText>
+        </w:r>
+        <w:r>
+          <w:rPr>
+            <w:noProof/>
+            <w:webHidden/>
+          </w:rPr>
+        </w:r>
+        <w:r>
+          <w:rPr>
+            <w:noProof/>
+            <w:webHidden/>
+          </w:rPr>
+          <w:fldChar w:fldCharType="separate"/>
+        </w:r>
+        <w:r>
+          <w:rPr>
+            <w:noProof/>
+            <w:webHidden/>
+          </w:rPr>
+          <w:t>4</w:t>
+        </w:r>
+        <w:r>
+          <w:rPr>
+            <w:noProof/>
+            <w:webHidden/>
+          </w:rPr>
+          <w:fldChar w:fldCharType="end"/>
+        </w:r>
+      </w:hyperlink>
+    </w:p>
+    <w:p>
+      <w:pPr>
+        <w:pStyle w:val="TOC2"/>
+        <w:tabs>
+          <w:tab w:val="right" w:leader="dot" w:pos="8630"/>
+        </w:tabs>
+        <w:rPr>
+          <w:noProof/>
+        </w:rPr>
+      </w:pPr>
+      <w:hyperlink w:anchor="_Toc228193487" w:history="1">
+        <w:r>
+          <w:rPr>
+            <w:rStyle w:val="Hyperlink"/>
+            <w:noProof/>
+          </w:rPr>
+          <w:t>4) Scope</w:t>
+        </w:r>
+        <w:r>
+          <w:rPr>
+            <w:noProof/>
+            <w:webHidden/>
+          </w:rPr>
+          <w:tab/>
+        </w:r>
+        <w:r>
+          <w:rPr>
+            <w:noProof/>
+            <w:webHidden/>
+          </w:rPr>
+          <w:fldChar w:fldCharType="begin"/>
+        </w:r>
+        <w:r>
+          <w:rPr>
+            <w:noProof/>
+            <w:webHidden/>
+          </w:rPr>
+          <w:instrText xml:space="preserve"> PAGEREF _Toc228193487 \h </w:instrText>
+        </w:r>
+        <w:r>
+          <w:rPr>
+            <w:noProof/>
+            <w:webHidden/>
+          </w:rPr>
+        </w:r>
+        <w:r>
+          <w:rPr>
+            <w:noProof/>
+            <w:webHidden/>
+          </w:rPr>
+          <w:fldChar w:fldCharType="separate"/>
+        </w:r>
+        <w:r>
+          <w:rPr>
+            <w:noProof/>
+            <w:webHidden/>
+          </w:rPr>
+          <w:t>5</w:t>
+        </w:r>
+        <w:r>
+          <w:rPr>
+            <w:noProof/>
+            <w:webHidden/>
+          </w:rPr>
+          <w:fldChar w:fldCharType="end"/>
+        </w:r>
+      </w:hyperlink>
+    </w:p>
+    <w:p>
+      <w:pPr>
+        <w:pStyle w:val="TOC3"/>
+        <w:tabs>
+          <w:tab w:val="right" w:leader="dot" w:pos="8630"/>
+        </w:tabs>
+        <w:rPr>
+          <w:noProof/>
+        </w:rPr>
+      </w:pPr>
+      <w:hyperlink w:anchor="_Toc228193488" w:history="1">
+        <w:r>
+          <w:rPr>
+            <w:rStyle w:val="Hyperlink"/>
+            <w:noProof/>
+          </w:rPr>
+          <w:t>In Scope</w:t>
+        </w:r>
+        <w:r>
+          <w:rPr>
+            <w:noProof/>
+            <w:webHidden/>
+          </w:rPr>
+          <w:tab/>
+        </w:r>
+        <w:r>
+          <w:rPr>
+            <w:noProof/>
+            <w:webHidden/>
+          </w:rPr>
+          <w:fldChar w:fldCharType="begin"/>
+        </w:r>
+        <w:r>
+          <w:rPr>
+            <w:noProof/>
+            <w:webHidden/>
+          </w:rPr>
+          <w:instrText xml:space="preserve"> PAGEREF _Toc228193488 \h </w:instrText>
+        </w:r>
+        <w:r>
+          <w:rPr>
+            <w:noProof/>
+            <w:webHidden/>
+          </w:rPr>
+        </w:r>
+        <w:r>
+          <w:rPr>
+            <w:noProof/>
+            <w:webHidden/>
+          </w:rPr>
+          <w:fldChar w:fldCharType="separate"/>
+        </w:r>
+        <w:r>
+          <w:rPr>
+            <w:noProof/>
+            <w:webHidden/>
+          </w:rPr>
+          <w:t>5</w:t>
+        </w:r>
+        <w:r>
+          <w:rPr>
+            <w:noProof/>
+            <w:webHidden/>
+          </w:rPr>
+          <w:fldChar w:fldCharType="end"/>
+        </w:r>
+      </w:hyperlink>
+    </w:p>
+    <w:p>
+      <w:pPr>
+        <w:pStyle w:val="TOC3"/>
+        <w:tabs>
+          <w:tab w:val="right" w:leader="dot" w:pos="8630"/>
+        </w:tabs>
+        <w:rPr>
+          <w:noProof/>
+        </w:rPr>
+      </w:pPr>
+      <w:hyperlink w:anchor="_Toc228193489" w:history="1">
+        <w:r>
+          <w:rPr>
+            <w:rStyle w:val="Hyperlink"/>
+            <w:noProof/>
+          </w:rPr>
+          <w:t>Out of Scope</w:t>
+        </w:r>
+        <w:r>
+          <w:rPr>
+            <w:noProof/>
+            <w:webHidden/>
+          </w:rPr>
+          <w:tab/>
+        </w:r>
+        <w:r>
+          <w:rPr>
+            <w:noProof/>
+            <w:webHidden/>
+          </w:rPr>
+          <w:fldChar w:fldCharType="begin"/>
+        </w:r>
+        <w:r>
+          <w:rPr>
+            <w:noProof/>
+            <w:webHidden/>
+          </w:rPr>
+          <w:instrText xml:space="preserve"> PAGEREF _Toc228193489 \h </w:instrText>
+        </w:r>
+        <w:r>
+          <w:rPr>
+            <w:noProof/>
+            <w:webHidden/>
+          </w:rPr>
+        </w:r>
+        <w:r>
+          <w:rPr>
+            <w:noProof/>
+            <w:webHidden/>
+          </w:rPr>
+          <w:fldChar w:fldCharType="separate"/>
+        </w:r>
+        <w:r>
+          <w:rPr>
+            <w:noProof/>
+            <w:webHidden/>
+          </w:rPr>
+          <w:t>5</w:t>
+        </w:r>
+        <w:r>
+          <w:rPr>
+            <w:noProof/>
+            <w:webHidden/>
+          </w:rPr>
+          <w:fldChar w:fldCharType="end"/>
+        </w:r>
+      </w:hyperlink>
+    </w:p>
+    <w:p>
+      <w:pPr>
+        <w:pStyle w:val="TOC2"/>
+        <w:tabs>
+          <w:tab w:val="right" w:leader="dot" w:pos="8630"/>
+        </w:tabs>
+        <w:rPr>
+          <w:noProof/>
+        </w:rPr>
+      </w:pPr>
+      <w:hyperlink w:anchor="_Toc228193490" w:history="1">
+        <w:r>
+          <w:rPr>
+            <w:rStyle w:val="Hyperlink"/>
+            <w:noProof/>
+          </w:rPr>
+          <w:t>5) Functional Requirements</w:t>
+        </w:r>
+        <w:r>
+          <w:rPr>
+            <w:noProof/>
+            <w:webHidden/>
+          </w:rPr>
+          <w:tab/>
+        </w:r>
+        <w:r>
+          <w:rPr>
+            <w:noProof/>
+            <w:webHidden/>
+          </w:rPr>
+          <w:fldChar w:fldCharType="begin"/>
+        </w:r>
+        <w:r>
+          <w:rPr>
+            <w:noProof/>
+            <w:webHidden/>
+          </w:rPr>
+          <w:instrText xml:space="preserve"> PAGEREF _Toc228193490 \h </w:instrText>
+        </w:r>
+        <w:r>
+          <w:rPr>
+            <w:noProof/>
+            <w:webHidden/>
+          </w:rPr>
+        </w:r>
+        <w:r>
+          <w:rPr>
+            <w:noProof/>
+            <w:webHidden/>
+          </w:rPr>
+          <w:fldChar w:fldCharType="separate"/>
+        </w:r>
+        <w:r>
+          <w:rPr>
+            <w:noProof/>
+            <w:webHidden/>
+          </w:rPr>
+          <w:t>5</w:t>
+        </w:r>
+        <w:r>
+          <w:rPr>
+            <w:noProof/>
+            <w:webHidden/>
+          </w:rPr>
+          <w:fldChar w:fldCharType="end"/>
+        </w:r>
+      </w:hyperlink>
+    </w:p>
+    <w:p>
+      <w:pPr>
+        <w:pStyle w:val="TOC3"/>
+        <w:tabs>
+          <w:tab w:val="right" w:leader="dot" w:pos="8630"/>
+        </w:tabs>
+        <w:rPr>
+          <w:noProof/>
+        </w:rPr>
+      </w:pPr>
+      <w:hyperlink w:anchor="_Toc228193491" w:history="1">
+        <w:r>
+          <w:rPr>
+            <w:rStyle w:val="Hyperlink"/>
+            <w:noProof/>
+          </w:rPr>
+          <w:t>A. Multi-Tenant Management</w:t>
+        </w:r>
+        <w:r>
+          <w:rPr>
+            <w:noProof/>
+            <w:webHidden/>
+          </w:rPr>
+          <w:tab/>
+        </w:r>
+        <w:r>
+          <w:rPr>
+            <w:noProof/>
+            <w:webHidden/>
+          </w:rPr>
+          <w:fldChar w:fldCharType="begin"/>
+        </w:r>
+        <w:r>
+          <w:rPr>
+            <w:noProof/>
+            <w:webHidden/>
+          </w:rPr>
+          <w:instrText xml:space="preserve"> PAGEREF _Toc228193491 \h </w:instrText>
+        </w:r>
+        <w:r>
+          <w:rPr>
+            <w:noProof/>
+            <w:webHidden/>
+          </w:rPr>
+        </w:r>
+        <w:r>
+          <w:rPr>
+            <w:noProof/>
+            <w:webHidden/>
+          </w:rPr>
+          <w:fldChar w:fldCharType="separate"/>
+        </w:r>
+        <w:r>
+          <w:rPr>
+            <w:noProof/>
+            <w:webHidden/>
+          </w:rPr>
+          <w:t>5</w:t>
+        </w:r>
+        <w:r>
+          <w:rPr>
+            <w:noProof/>
+            <w:webHidden/>
+          </w:rPr>
+          <w:fldChar w:fldCharType="end"/>
+        </w:r>
+      </w:hyperlink>
+    </w:p>
+    <w:p>
+      <w:pPr>
+        <w:pStyle w:val="TOC3"/>
+        <w:tabs>
+          <w:tab w:val="right" w:leader="dot" w:pos="8630"/>
+        </w:tabs>
+        <w:rPr>
+          <w:noProof/>
+        </w:rPr>
+      </w:pPr>
+      <w:hyperlink w:anchor="_Toc228193492" w:history="1">
+        <w:r>
+          <w:rPr>
+            <w:rStyle w:val="Hyperlink"/>
+            <w:noProof/>
+          </w:rPr>
+          <w:t>B. SDK Access and Session Control</w:t>
+        </w:r>
+        <w:r>
+          <w:rPr>
+            <w:noProof/>
+            <w:webHidden/>
+          </w:rPr>
+          <w:tab/>
+        </w:r>
+        <w:r>
+          <w:rPr>
+            <w:noProof/>
+            <w:webHidden/>
+          </w:rPr>
+          <w:fldChar w:fldCharType="begin"/>
+        </w:r>
+        <w:r>
+          <w:rPr>
+            <w:noProof/>
+            <w:webHidden/>
+          </w:rPr>
+          <w:instrText xml:space="preserve"> PAGEREF _Toc228193492 \h </w:instrText>
+        </w:r>
+        <w:r>
+          <w:rPr>
+            <w:noProof/>
+            <w:webHidden/>
+          </w:rPr>
+        </w:r>
+        <w:r>
+          <w:rPr>
+            <w:noProof/>
+            <w:webHidden/>
+          </w:rPr>
+          <w:fldChar w:fldCharType="separate"/>
+        </w:r>
+        <w:r>
+          <w:rPr>
+            <w:noProof/>
+            <w:webHidden/>
+          </w:rPr>
+          <w:t>5</w:t>
+        </w:r>
+        <w:r>
+          <w:rPr>
+            <w:noProof/>
+            <w:webHidden/>
+          </w:rPr>
+          <w:fldChar w:fldCharType="end"/>
+        </w:r>
+      </w:hyperlink>
+    </w:p>
+    <w:p>
+      <w:pPr>
+        <w:pStyle w:val="TOC3"/>
+        <w:tabs>
+          <w:tab w:val="right" w:leader="dot" w:pos="8630"/>
+        </w:tabs>
+        <w:rPr>
+          <w:noProof/>
+        </w:rPr>
+      </w:pPr>
+      <w:hyperlink w:anchor="_Toc228193493" w:history="1">
+        <w:r>
+          <w:rPr>
+            <w:rStyle w:val="Hyperlink"/>
+            <w:noProof/>
+          </w:rPr>
+          <w:t>C. WebRTC to WebRTC Calling</w:t>
+        </w:r>
+        <w:r>
+          <w:rPr>
+            <w:noProof/>
+            <w:webHidden/>
+          </w:rPr>
+          <w:tab/>
+        </w:r>
+        <w:r>
+          <w:rPr>
+            <w:noProof/>
+            <w:webHidden/>
+          </w:rPr>
+          <w:fldChar w:fldCharType="begin"/>
+        </w:r>
+        <w:r>
+          <w:rPr>
+            <w:noProof/>
+            <w:webHidden/>
+          </w:rPr>
+          <w:instrText xml:space="preserve"> PAGEREF _Toc228193493 \h </w:instrText>
+        </w:r>
+        <w:r>
+          <w:rPr>
+            <w:noProof/>
+            <w:webHidden/>
+          </w:rPr>
+        </w:r>
+        <w:r>
+          <w:rPr>
+            <w:noProof/>
+            <w:webHidden/>
+          </w:rPr>
+          <w:fldChar w:fldCharType="separate"/>
+        </w:r>
+        <w:r>
+          <w:rPr>
+            <w:noProof/>
+            <w:webHidden/>
+          </w:rPr>
+          <w:t>6</w:t>
+        </w:r>
+        <w:r>
+          <w:rPr>
+            <w:noProof/>
+            <w:webHidden/>
+          </w:rPr>
+          <w:fldChar w:fldCharType="end"/>
+        </w:r>
+      </w:hyperlink>
+    </w:p>
+    <w:p>
+      <w:pPr>
+        <w:pStyle w:val="TOC3"/>
+        <w:tabs>
+          <w:tab w:val="right" w:leader="dot" w:pos="8630"/>
+        </w:tabs>
+        <w:rPr>
+          <w:noProof/>
+        </w:rPr>
+      </w:pPr>
+      <w:hyperlink w:anchor="_Toc228193494" w:history="1">
+        <w:r>
+          <w:rPr>
+            <w:rStyle w:val="Hyperlink"/>
+            <w:noProof/>
+          </w:rPr>
+          <w:t>D. WebRTC to SIP Calling</w:t>
+        </w:r>
+        <w:r>
+          <w:rPr>
+            <w:noProof/>
+            <w:webHidden/>
+          </w:rPr>
+          <w:tab/>
+        </w:r>
+        <w:r>
+          <w:rPr>
+            <w:noProof/>
+            <w:webHidden/>
+          </w:rPr>
+          <w:fldChar w:fldCharType="begin"/>
+        </w:r>
+        <w:r>
+          <w:rPr>
+            <w:noProof/>
+            <w:webHidden/>
+          </w:rPr>
+          <w:instrText xml:space="preserve"> PAGEREF _Toc228193494 \h </w:instrText>
+        </w:r>
+        <w:r>
+          <w:rPr>
+            <w:noProof/>
+            <w:webHidden/>
+          </w:rPr>
+        </w:r>
+        <w:r>
+          <w:rPr>
+            <w:noProof/>
+            <w:webHidden/>
+          </w:rPr>
+          <w:fldChar w:fldCharType="separate"/>
+        </w:r>
+        <w:r>
+          <w:rPr>
+            <w:noProof/>
+            <w:webHidden/>
+          </w:rPr>
+          <w:t>6</w:t>
+        </w:r>
+        <w:r>
+          <w:rPr>
+            <w:noProof/>
+            <w:webHidden/>
+          </w:rPr>
+          <w:fldChar w:fldCharType="end"/>
+        </w:r>
+      </w:hyperlink>
+    </w:p>
+    <w:p>
+      <w:pPr>
+        <w:pStyle w:val="TOC3"/>
+        <w:tabs>
+          <w:tab w:val="right" w:leader="dot" w:pos="8630"/>
+        </w:tabs>
+        <w:rPr>
+          <w:noProof/>
+        </w:rPr>
+      </w:pPr>
+      <w:hyperlink w:anchor="_Toc228193495" w:history="1">
+        <w:r>
+          <w:rPr>
+            <w:rStyle w:val="Hyperlink"/>
+            <w:noProof/>
+          </w:rPr>
+          <w:t>E. Instant Messaging</w:t>
+        </w:r>
+        <w:r>
+          <w:rPr>
+            <w:noProof/>
+            <w:webHidden/>
+          </w:rPr>
+          <w:tab/>
+        </w:r>
+        <w:r>
+          <w:rPr>
+            <w:noProof/>
+            <w:webHidden/>
+          </w:rPr>
+          <w:fldChar w:fldCharType="begin"/>
+        </w:r>
+        <w:r>
+          <w:rPr>
+            <w:noProof/>
+            <w:webHidden/>
+          </w:rPr>
+          <w:instrText xml:space="preserve"> PAGEREF _Toc228193495 \h </w:instrText>
+        </w:r>
+        <w:r>
+          <w:rPr>
+            <w:noProof/>
+            <w:webHidden/>
+          </w:rPr>
+        </w:r>
+        <w:r>
+          <w:rPr>
+            <w:noProof/>
+            <w:webHidden/>
+          </w:rPr>
+          <w:fldChar w:fldCharType="separate"/>
+        </w:r>
+        <w:r>
+          <w:rPr>
+            <w:noProof/>
+            <w:webHidden/>
+          </w:rPr>
+          <w:t>6</w:t>
+        </w:r>
+        <w:r>
+          <w:rPr>
+            <w:noProof/>
+            <w:webHidden/>
+          </w:rPr>
+          <w:fldChar w:fldCharType="end"/>
+        </w:r>
+      </w:hyperlink>
+    </w:p>
+    <w:p>
+      <w:pPr>
+        <w:pStyle w:val="TOC3"/>
+        <w:tabs>
+          <w:tab w:val="right" w:leader="dot" w:pos="8630"/>
+        </w:tabs>
+        <w:rPr>
+          <w:noProof/>
+        </w:rPr>
+      </w:pPr>
+      <w:hyperlink w:anchor="_Toc228193496" w:history="1">
+        <w:r>
+          <w:rPr>
+            <w:rStyle w:val="Hyperlink"/>
+            <w:noProof/>
+          </w:rPr>
+          <w:t>F. Push Notifications (Firebase)</w:t>
+        </w:r>
+        <w:r>
+          <w:rPr>
+            <w:noProof/>
+            <w:webHidden/>
+          </w:rPr>
+          <w:tab/>
+        </w:r>
+        <w:r>
+          <w:rPr>
+            <w:noProof/>
+            <w:webHidden/>
+          </w:rPr>
+          <w:fldChar w:fldCharType="begin"/>
+        </w:r>
+        <w:r>
+          <w:rPr>
+            <w:noProof/>
+            <w:webHidden/>
+          </w:rPr>
+          <w:instrText xml:space="preserve"> PAGEREF _Toc228193496 \h </w:instrText>
+        </w:r>
+        <w:r>
+          <w:rPr>
+            <w:noProof/>
+            <w:webHidden/>
+          </w:rPr>
+        </w:r>
+        <w:r>
+          <w:rPr>
+            <w:noProof/>
+            <w:webHidden/>
+          </w:rPr>
+          <w:fldChar w:fldCharType="separate"/>
+        </w:r>
+        <w:r>
+          <w:rPr>
+            <w:noProof/>
+            <w:webHidden/>
+          </w:rPr>
+          <w:t>6</w:t>
+        </w:r>
+        <w:r>
+          <w:rPr>
+            <w:noProof/>
+            <w:webHidden/>
+          </w:rPr>
+          <w:fldChar w:fldCharType="end"/>
+        </w:r>
+      </w:hyperlink>
+    </w:p>
+    <w:p>
+      <w:pPr>
+        <w:pStyle w:val="TOC3"/>
+        <w:tabs>
+          <w:tab w:val="right" w:leader="dot" w:pos="8630"/>
+        </w:tabs>
+        <w:rPr>
+          <w:noProof/>
+        </w:rPr>
+      </w:pPr>
+      <w:hyperlink w:anchor="_Toc228193497" w:history="1">
+        <w:r>
+          <w:rPr>
+            <w:rStyle w:val="Hyperlink"/>
+            <w:noProof/>
+          </w:rPr>
+          <w:t>G. Reporting and Operational Visibility</w:t>
+        </w:r>
+        <w:r>
+          <w:rPr>
+            <w:noProof/>
+            <w:webHidden/>
+          </w:rPr>
+          <w:tab/>
+        </w:r>
+        <w:r>
+          <w:rPr>
+            <w:noProof/>
+            <w:webHidden/>
+          </w:rPr>
+          <w:fldChar w:fldCharType="begin"/>
+        </w:r>
+        <w:r>
+          <w:rPr>
+            <w:noProof/>
+            <w:webHidden/>
+          </w:rPr>
+          <w:instrText xml:space="preserve"> PAGEREF _Toc228193497 \h </w:instrText>
+        </w:r>
+        <w:r>
+          <w:rPr>
+            <w:noProof/>
+            <w:webHidden/>
+          </w:rPr>
+        </w:r>
+        <w:r>
+          <w:rPr>
+            <w:noProof/>
+            <w:webHidden/>
+          </w:rPr>
+          <w:fldChar w:fldCharType="separate"/>
+        </w:r>
+        <w:r>
+          <w:rPr>
+            <w:noProof/>
+            <w:webHidden/>
+          </w:rPr>
+          <w:t>7</w:t>
+        </w:r>
+        <w:r>
+          <w:rPr>
+            <w:noProof/>
+            <w:webHidden/>
+          </w:rPr>
+          <w:fldChar w:fldCharType="end"/>
+        </w:r>
+      </w:hyperlink>
+    </w:p>
+    <w:p>
+      <w:pPr>
+        <w:pStyle w:val="TOC2"/>
+        <w:tabs>
+          <w:tab w:val="right" w:leader="dot" w:pos="8630"/>
+        </w:tabs>
+        <w:rPr>
+          <w:noProof/>
+        </w:rPr>
+      </w:pPr>
+      <w:hyperlink w:anchor="_Toc228193498" w:history="1">
+        <w:r>
+          <w:rPr>
+            <w:rStyle w:val="Hyperlink"/>
+            <w:noProof/>
+          </w:rPr>
+          <w:t>6) SDK Configuration Requirements</w:t>
+        </w:r>
+        <w:r>
+          <w:rPr>
+            <w:noProof/>
+            <w:webHidden/>
+          </w:rPr>
+          <w:tab/>
+        </w:r>
+        <w:r>
+          <w:rPr>
+            <w:noProof/>
+            <w:webHidden/>
+          </w:rPr>
+          <w:fldChar w:fldCharType="begin"/>
+        </w:r>
+        <w:r>
+          <w:rPr>
+            <w:noProof/>
+            <w:webHidden/>
+          </w:rPr>
+          <w:instrText xml:space="preserve"> PAGEREF _Toc228193498 \h </w:instrText>
+        </w:r>
+        <w:r>
+          <w:rPr>
+            <w:noProof/>
+            <w:webHidden/>
+          </w:rPr>
+        </w:r>
+        <w:r>
+          <w:rPr>
+            <w:noProof/>
+            <w:webHidden/>
+          </w:rPr>
+          <w:fldChar w:fldCharType="separate"/>
+        </w:r>
+        <w:r>
+          <w:rPr>
+            <w:noProof/>
+            <w:webHidden/>
+          </w:rPr>
+          <w:t>7</w:t>
+        </w:r>
+        <w:r>
+          <w:rPr>
+            <w:noProof/>
+            <w:webHidden/>
+          </w:rPr>
+          <w:fldChar w:fldCharType="end"/>
+        </w:r>
+      </w:hyperlink>
+    </w:p>
+    <w:p>
+      <w:pPr>
+        <w:pStyle w:val="TOC3"/>
+        <w:tabs>
+          <w:tab w:val="right" w:leader="dot" w:pos="8630"/>
+        </w:tabs>
+        <w:rPr>
+          <w:noProof/>
+        </w:rPr>
+      </w:pPr>
+      <w:hyperlink w:anchor="_Toc228193499" w:history="1">
+        <w:r>
+          <w:rPr>
+            <w:rStyle w:val="Hyperlink"/>
+            <w:noProof/>
+          </w:rPr>
+          <w:t>A. Tenant Configuration</w:t>
+        </w:r>
+        <w:r>
+          <w:rPr>
+            <w:noProof/>
+            <w:webHidden/>
+          </w:rPr>
+          <w:tab/>
+        </w:r>
+        <w:r>
+          <w:rPr>
+            <w:noProof/>
+            <w:webHidden/>
+          </w:rPr>
+          <w:fldChar w:fldCharType="begin"/>
+        </w:r>
+        <w:r>
+          <w:rPr>
+            <w:noProof/>
+            <w:webHidden/>
+          </w:rPr>
+          <w:instrText xml:space="preserve"> PAGEREF _Toc228193499 \h </w:instrText>
+        </w:r>
+        <w:r>
+          <w:rPr>
+            <w:noProof/>
+            <w:webHidden/>
+          </w:rPr>
+        </w:r>
+        <w:r>
+          <w:rPr>
+            <w:noProof/>
+            <w:webHidden/>
+          </w:rPr>
+          <w:fldChar w:fldCharType="separate"/>
+        </w:r>
+        <w:r>
+          <w:rPr>
+            <w:noProof/>
+            <w:webHidden/>
+          </w:rPr>
+          <w:t>7</w:t>
+        </w:r>
+        <w:r>
+          <w:rPr>
+            <w:noProof/>
+            <w:webHidden/>
+          </w:rPr>
+          <w:fldChar w:fldCharType="end"/>
+        </w:r>
+      </w:hyperlink>
+    </w:p>
+    <w:p>
+      <w:pPr>
+        <w:pStyle w:val="TOC3"/>
+        <w:tabs>
+          <w:tab w:val="right" w:leader="dot" w:pos="8630"/>
+        </w:tabs>
+        <w:rPr>
+          <w:noProof/>
+        </w:rPr>
+      </w:pPr>
+      <w:hyperlink w:anchor="_Toc228193500" w:history="1">
+        <w:r>
+          <w:rPr>
+            <w:rStyle w:val="Hyperlink"/>
+            <w:noProof/>
+          </w:rPr>
+          <w:t>B. Security Configuration</w:t>
+        </w:r>
+        <w:r>
+          <w:rPr>
+            <w:noProof/>
+            <w:webHidden/>
+          </w:rPr>
+          <w:tab/>
+        </w:r>
+        <w:r>
+          <w:rPr>
+            <w:noProof/>
+            <w:webHidden/>
+          </w:rPr>
+          <w:fldChar w:fldCharType="begin"/>
+        </w:r>
+        <w:r>
+          <w:rPr>
+            <w:noProof/>
+            <w:webHidden/>
+          </w:rPr>
+          <w:instrText xml:space="preserve"> PAGEREF _Toc228193500 \h </w:instrText>
+        </w:r>
+        <w:r>
+          <w:rPr>
+            <w:noProof/>
+            <w:webHidden/>
+          </w:rPr>
+        </w:r>
+        <w:r>
+          <w:rPr>
+            <w:noProof/>
+            <w:webHidden/>
+          </w:rPr>
+          <w:fldChar w:fldCharType="separate"/>
+        </w:r>
+        <w:r>
+          <w:rPr>
+            <w:noProof/>
+            <w:webHidden/>
+          </w:rPr>
+          <w:t>7</w:t>
+        </w:r>
+        <w:r>
+          <w:rPr>
+            <w:noProof/>
+            <w:webHidden/>
+          </w:rPr>
+          <w:fldChar w:fldCharType="end"/>
+        </w:r>
+      </w:hyperlink>
+    </w:p>
+    <w:p>
+      <w:pPr>
+        <w:pStyle w:val="TOC3"/>
+        <w:tabs>
+          <w:tab w:val="right" w:leader="dot" w:pos="8630"/>
+        </w:tabs>
+        <w:rPr>
+          <w:noProof/>
+        </w:rPr>
+      </w:pPr>
+      <w:hyperlink w:anchor="_Toc228193501" w:history="1">
+        <w:r>
+          <w:rPr>
+            <w:rStyle w:val="Hyperlink"/>
+            <w:noProof/>
+          </w:rPr>
+          <w:t>C. LiveKit Configuration</w:t>
+        </w:r>
+        <w:r>
+          <w:rPr>
+            <w:noProof/>
+            <w:webHidden/>
+          </w:rPr>
+          <w:tab/>
+        </w:r>
+        <w:r>
+          <w:rPr>
+            <w:noProof/>
+            <w:webHidden/>
+          </w:rPr>
+          <w:fldChar w:fldCharType="begin"/>
+        </w:r>
+        <w:r>
+          <w:rPr>
+            <w:noProof/>
+            <w:webHidden/>
+          </w:rPr>
+          <w:instrText xml:space="preserve"> PAGEREF _Toc228193501 \h </w:instrText>
+        </w:r>
+        <w:r>
+          <w:rPr>
+            <w:noProof/>
+            <w:webHidden/>
+          </w:rPr>
+        </w:r>
+        <w:r>
+          <w:rPr>
+            <w:noProof/>
+            <w:webHidden/>
+          </w:rPr>
+          <w:fldChar w:fldCharType="separate"/>
+        </w:r>
+        <w:r>
+          <w:rPr>
+            <w:noProof/>
+            <w:webHidden/>
+          </w:rPr>
+          <w:t>7</w:t>
+        </w:r>
+        <w:r>
+          <w:rPr>
+            <w:noProof/>
+            <w:webHidden/>
+          </w:rPr>
+          <w:fldChar w:fldCharType="end"/>
+        </w:r>
+      </w:hyperlink>
+    </w:p>
+    <w:p>
+      <w:pPr>
+        <w:pStyle w:val="TOC3"/>
+        <w:tabs>
+          <w:tab w:val="right" w:leader="dot" w:pos="8630"/>
+        </w:tabs>
+        <w:rPr>
+          <w:noProof/>
+        </w:rPr>
+      </w:pPr>
+      <w:hyperlink w:anchor="_Toc228193502" w:history="1">
+        <w:r>
+          <w:rPr>
+            <w:rStyle w:val="Hyperlink"/>
+            <w:noProof/>
+          </w:rPr>
+          <w:t>D. SIP Configuration</w:t>
+        </w:r>
+        <w:r>
+          <w:rPr>
+            <w:noProof/>
+            <w:webHidden/>
+          </w:rPr>
+          <w:tab/>
+        </w:r>
+        <w:r>
+          <w:rPr>
+            <w:noProof/>
+            <w:webHidden/>
+          </w:rPr>
+          <w:fldChar w:fldCharType="begin"/>
+        </w:r>
+        <w:r>
+          <w:rPr>
+            <w:noProof/>
+            <w:webHidden/>
+          </w:rPr>
+          <w:instrText xml:space="preserve"> PAGEREF _Toc228193502 \h </w:instrText>
+        </w:r>
+        <w:r>
+          <w:rPr>
+            <w:noProof/>
+            <w:webHidden/>
+          </w:rPr>
+        </w:r>
+        <w:r>
+          <w:rPr>
+            <w:noProof/>
+            <w:webHidden/>
+          </w:rPr>
+          <w:fldChar w:fldCharType="separate"/>
+        </w:r>
+        <w:r>
+          <w:rPr>
+            <w:noProof/>
+            <w:webHidden/>
+          </w:rPr>
+          <w:t>7</w:t>
+        </w:r>
+        <w:r>
+          <w:rPr>
+            <w:noProof/>
+            <w:webHidden/>
+          </w:rPr>
+          <w:fldChar w:fldCharType="end"/>
+        </w:r>
+      </w:hyperlink>
+    </w:p>
+    <w:p>
+      <w:pPr>
+        <w:pStyle w:val="TOC3"/>
+        <w:tabs>
+          <w:tab w:val="right" w:leader="dot" w:pos="8630"/>
+        </w:tabs>
+        <w:rPr>
+          <w:noProof/>
+        </w:rPr>
+      </w:pPr>
+      <w:hyperlink w:anchor="_Toc228193503" w:history="1">
+        <w:r>
+          <w:rPr>
+            <w:rStyle w:val="Hyperlink"/>
+            <w:noProof/>
+          </w:rPr>
+          <w:t>E. Firebase Configuration</w:t>
+        </w:r>
+        <w:r>
+          <w:rPr>
+            <w:noProof/>
+            <w:webHidden/>
+          </w:rPr>
+          <w:tab/>
+        </w:r>
+        <w:r>
+          <w:rPr>
+            <w:noProof/>
+            <w:webHidden/>
+          </w:rPr>
+          <w:fldChar w:fldCharType="begin"/>
+        </w:r>
+        <w:r>
+          <w:rPr>
+            <w:noProof/>
+            <w:webHidden/>
+          </w:rPr>
+          <w:instrText xml:space="preserve"> PAGEREF _Toc228193503 \h </w:instrText>
+        </w:r>
+        <w:r>
+          <w:rPr>
+            <w:noProof/>
+            <w:webHidden/>
+          </w:rPr>
+        </w:r>
+        <w:r>
+          <w:rPr>
+            <w:noProof/>
+            <w:webHidden/>
+          </w:rPr>
+          <w:fldChar w:fldCharType="separate"/>
+        </w:r>
+        <w:r>
+          <w:rPr>
+            <w:noProof/>
+            <w:webHidden/>
+          </w:rPr>
+          <w:t>7</w:t>
+        </w:r>
+        <w:r>
+          <w:rPr>
+            <w:noProof/>
+            <w:webHidden/>
+          </w:rPr>
+          <w:fldChar w:fldCharType="end"/>
+        </w:r>
+      </w:hyperlink>
+    </w:p>
+    <w:p>
+      <w:pPr>
+        <w:pStyle w:val="TOC3"/>
+        <w:tabs>
+          <w:tab w:val="right" w:leader="dot" w:pos="8630"/>
+        </w:tabs>
+        <w:rPr>
+          <w:noProof/>
+        </w:rPr>
+      </w:pPr>
+      <w:hyperlink w:anchor="_Toc228193504" w:history="1">
+        <w:r>
+          <w:rPr>
+            <w:rStyle w:val="Hyperlink"/>
+            <w:noProof/>
+          </w:rPr>
+          <w:t>F. Data Configuration</w:t>
+        </w:r>
+        <w:r>
+          <w:rPr>
+            <w:noProof/>
+            <w:webHidden/>
+          </w:rPr>
+          <w:tab/>
+        </w:r>
+        <w:r>
+          <w:rPr>
+            <w:noProof/>
+            <w:webHidden/>
+          </w:rPr>
+          <w:fldChar w:fldCharType="begin"/>
+        </w:r>
+        <w:r>
+          <w:rPr>
+            <w:noProof/>
+            <w:webHidden/>
+          </w:rPr>
+          <w:instrText xml:space="preserve"> PAGEREF _Toc228193504 \h </w:instrText>
+        </w:r>
+        <w:r>
+          <w:rPr>
+            <w:noProof/>
+            <w:webHidden/>
+          </w:rPr>
+        </w:r>
+        <w:r>
+          <w:rPr>
+            <w:noProof/>
+            <w:webHidden/>
+          </w:rPr>
+          <w:fldChar w:fldCharType="separate"/>
+        </w:r>
+        <w:r>
+          <w:rPr>
+            <w:noProof/>
+            <w:webHidden/>
+          </w:rPr>
+          <w:t>8</w:t>
+        </w:r>
+        <w:r>
+          <w:rPr>
+            <w:noProof/>
+            <w:webHidden/>
+          </w:rPr>
+          <w:fldChar w:fldCharType="end"/>
+        </w:r>
+      </w:hyperlink>
+    </w:p>
+    <w:p>
+      <w:pPr>
+        <w:pStyle w:val="TOC2"/>
+        <w:tabs>
+          <w:tab w:val="right" w:leader="dot" w:pos="8630"/>
+        </w:tabs>
+        <w:rPr>
+          <w:noProof/>
+        </w:rPr>
+      </w:pPr>
+      <w:hyperlink w:anchor="_Toc228193505" w:history="1">
+        <w:r>
+          <w:rPr>
+            <w:rStyle w:val="Hyperlink"/>
+            <w:noProof/>
+          </w:rPr>
+          <w:t>7) Key User Journeys</w:t>
+        </w:r>
+        <w:r>
+          <w:rPr>
+            <w:noProof/>
+            <w:webHidden/>
+          </w:rPr>
+          <w:tab/>
+        </w:r>
+        <w:r>
+          <w:rPr>
+            <w:noProof/>
+            <w:webHidden/>
+          </w:rPr>
+          <w:fldChar w:fldCharType="begin"/>
+        </w:r>
+        <w:r>
+          <w:rPr>
+            <w:noProof/>
+            <w:webHidden/>
+          </w:rPr>
+          <w:instrText xml:space="preserve"> PAGEREF _Toc228193505 \h </w:instrText>
+        </w:r>
+        <w:r>
+          <w:rPr>
+            <w:noProof/>
+            <w:webHidden/>
+          </w:rPr>
+        </w:r>
+        <w:r>
+          <w:rPr>
+            <w:noProof/>
+            <w:webHidden/>
+          </w:rPr>
+          <w:fldChar w:fldCharType="separate"/>
+        </w:r>
+        <w:r>
+          <w:rPr>
+            <w:noProof/>
+            <w:webHidden/>
+          </w:rPr>
+          <w:t>8</w:t>
+        </w:r>
+        <w:r>
+          <w:rPr>
+            <w:noProof/>
+            <w:webHidden/>
+          </w:rPr>
+          <w:fldChar w:fldCharType="end"/>
+        </w:r>
+      </w:hyperlink>
+    </w:p>
+    <w:p>
+      <w:pPr>
+        <w:pStyle w:val="TOC3"/>
+        <w:tabs>
+          <w:tab w:val="right" w:leader="dot" w:pos="8630"/>
+        </w:tabs>
+        <w:rPr>
+          <w:noProof/>
+        </w:rPr>
+      </w:pPr>
+      <w:hyperlink w:anchor="_Toc228193506" w:history="1">
+        <w:r>
+          <w:rPr>
+            <w:rStyle w:val="Hyperlink"/>
+            <w:noProof/>
+          </w:rPr>
+          <w:t>End User Journey: App-to-App Calling</w:t>
+        </w:r>
+        <w:r>
+          <w:rPr>
+            <w:noProof/>
+            <w:webHidden/>
+          </w:rPr>
+          <w:tab/>
+        </w:r>
+        <w:r>
+          <w:rPr>
+            <w:noProof/>
+            <w:webHidden/>
+          </w:rPr>
+          <w:fldChar w:fldCharType="begin"/>
+        </w:r>
+        <w:r>
+          <w:rPr>
+            <w:noProof/>
+            <w:webHidden/>
+          </w:rPr>
+          <w:instrText xml:space="preserve"> PAGEREF _Toc228193506 \h </w:instrText>
+        </w:r>
+        <w:r>
+          <w:rPr>
+            <w:noProof/>
+            <w:webHidden/>
+          </w:rPr>
+        </w:r>
+        <w:r>
+          <w:rPr>
+            <w:noProof/>
+            <w:webHidden/>
+          </w:rPr>
+          <w:fldChar w:fldCharType="separate"/>
+        </w:r>
+        <w:r>
+          <w:rPr>
+            <w:noProof/>
+            <w:webHidden/>
+          </w:rPr>
+          <w:t>8</w:t>
+        </w:r>
+        <w:r>
+          <w:rPr>
+            <w:noProof/>
+            <w:webHidden/>
+          </w:rPr>
+          <w:fldChar w:fldCharType="end"/>
+        </w:r>
+      </w:hyperlink>
+    </w:p>
+    <w:p>
+      <w:pPr>
+        <w:pStyle w:val="TOC3"/>
+        <w:tabs>
+          <w:tab w:val="right" w:leader="dot" w:pos="8630"/>
+        </w:tabs>
+        <w:rPr>
+          <w:noProof/>
+        </w:rPr>
+      </w:pPr>
+      <w:hyperlink w:anchor="_Toc228193507" w:history="1">
+        <w:r>
+          <w:rPr>
+            <w:rStyle w:val="Hyperlink"/>
+            <w:noProof/>
+          </w:rPr>
+          <w:t>End User Journey: App-to-Phone Calling</w:t>
+        </w:r>
+        <w:r>
+          <w:rPr>
+            <w:noProof/>
+            <w:webHidden/>
+          </w:rPr>
+          <w:tab/>
+        </w:r>
+        <w:r>
+          <w:rPr>
+            <w:noProof/>
+            <w:webHidden/>
+          </w:rPr>
+          <w:fldChar w:fldCharType="begin"/>
+        </w:r>
+        <w:r>
+          <w:rPr>
+            <w:noProof/>
+            <w:webHidden/>
+          </w:rPr>
+          <w:instrText xml:space="preserve"> PAGEREF _Toc228193507 \h </w:instrText>
+        </w:r>
+        <w:r>
+          <w:rPr>
+            <w:noProof/>
+            <w:webHidden/>
+          </w:rPr>
+        </w:r>
+        <w:r>
+          <w:rPr>
+            <w:noProof/>
+            <w:webHidden/>
+          </w:rPr>
+          <w:fldChar w:fldCharType="separate"/>
+        </w:r>
+        <w:r>
+          <w:rPr>
+            <w:noProof/>
+            <w:webHidden/>
+          </w:rPr>
+          <w:t>8</w:t>
+        </w:r>
+        <w:r>
+          <w:rPr>
+            <w:noProof/>
+            <w:webHidden/>
+          </w:rPr>
+          <w:fldChar w:fldCharType="end"/>
+        </w:r>
+      </w:hyperlink>
+    </w:p>
+    <w:p>
+      <w:pPr>
+        <w:pStyle w:val="TOC3"/>
+        <w:tabs>
+          <w:tab w:val="right" w:leader="dot" w:pos="8630"/>
+        </w:tabs>
+        <w:rPr>
+          <w:noProof/>
+        </w:rPr>
+      </w:pPr>
+      <w:hyperlink w:anchor="_Toc228193508" w:history="1">
+        <w:r>
+          <w:rPr>
+            <w:rStyle w:val="Hyperlink"/>
+            <w:noProof/>
+          </w:rPr>
+          <w:t>End User Journey: Messaging</w:t>
+        </w:r>
+        <w:r>
+          <w:rPr>
+            <w:noProof/>
+            <w:webHidden/>
+          </w:rPr>
+          <w:tab/>
+        </w:r>
+        <w:r>
+          <w:rPr>
+            <w:noProof/>
+            <w:webHidden/>
+          </w:rPr>
+          <w:fldChar w:fldCharType="begin"/>
+        </w:r>
+        <w:r>
+          <w:rPr>
+            <w:noProof/>
+            <w:webHidden/>
+          </w:rPr>
+          <w:instrText xml:space="preserve"> PAGEREF _Toc228193508 \h </w:instrText>
+        </w:r>
+        <w:r>
+          <w:rPr>
+            <w:noProof/>
+            <w:webHidden/>
+          </w:rPr>
+        </w:r>
+        <w:r>
+          <w:rPr>
+            <w:noProof/>
+            <w:webHidden/>
+          </w:rPr>
+          <w:fldChar w:fldCharType="separate"/>
+        </w:r>
+        <w:r>
+          <w:rPr>
+            <w:noProof/>
+            <w:webHidden/>
+          </w:rPr>
+          <w:t>8</w:t>
+        </w:r>
+        <w:r>
+          <w:rPr>
+            <w:noProof/>
+            <w:webHidden/>
+          </w:rPr>
+          <w:fldChar w:fldCharType="end"/>
+        </w:r>
+      </w:hyperlink>
+    </w:p>
+    <w:p>
+      <w:pPr>
+        <w:pStyle w:val="TOC3"/>
+        <w:tabs>
+          <w:tab w:val="right" w:leader="dot" w:pos="8630"/>
+        </w:tabs>
+        <w:rPr>
+          <w:noProof/>
+        </w:rPr>
+      </w:pPr>
+      <w:hyperlink w:anchor="_Toc228193509" w:history="1">
+        <w:r>
+          <w:rPr>
+            <w:rStyle w:val="Hyperlink"/>
+            <w:noProof/>
+          </w:rPr>
+          <w:t>Admin Journey: Tenant Operations</w:t>
+        </w:r>
+        <w:r>
+          <w:rPr>
+            <w:noProof/>
+            <w:webHidden/>
+          </w:rPr>
+          <w:tab/>
+        </w:r>
+        <w:r>
+          <w:rPr>
+            <w:noProof/>
+            <w:webHidden/>
+          </w:rPr>
+          <w:fldChar w:fldCharType="begin"/>
+        </w:r>
+        <w:r>
+          <w:rPr>
+            <w:noProof/>
+            <w:webHidden/>
+          </w:rPr>
+          <w:instrText xml:space="preserve"> PAGEREF _Toc228193509 \h </w:instrText>
+        </w:r>
+        <w:r>
+          <w:rPr>
+            <w:noProof/>
+            <w:webHidden/>
+          </w:rPr>
+        </w:r>
+        <w:r>
+          <w:rPr>
+            <w:noProof/>
+            <w:webHidden/>
+          </w:rPr>
+          <w:fldChar w:fldCharType="separate"/>
+        </w:r>
+        <w:r>
+          <w:rPr>
+            <w:noProof/>
+            <w:webHidden/>
+          </w:rPr>
+          <w:t>8</w:t>
+        </w:r>
+        <w:r>
+          <w:rPr>
+            <w:noProof/>
+            <w:webHidden/>
+          </w:rPr>
+          <w:fldChar w:fldCharType="end"/>
+        </w:r>
+      </w:hyperlink>
+    </w:p>
+    <w:p>
+      <w:pPr>
+        <w:pStyle w:val="TOC2"/>
+        <w:tabs>
+          <w:tab w:val="right" w:leader="dot" w:pos="8630"/>
+        </w:tabs>
+        <w:rPr>
+          <w:noProof/>
+        </w:rPr>
+      </w:pPr>
+      <w:hyperlink w:anchor="_Toc228193510" w:history="1">
+        <w:r>
+          <w:rPr>
+            <w:rStyle w:val="Hyperlink"/>
+            <w:noProof/>
+          </w:rPr>
+          <w:t>8) Non-Functional Requirements (High-Level)</w:t>
+        </w:r>
+        <w:r>
+          <w:rPr>
+            <w:noProof/>
+            <w:webHidden/>
+          </w:rPr>
+          <w:tab/>
+        </w:r>
+        <w:r>
+          <w:rPr>
+            <w:noProof/>
+            <w:webHidden/>
+          </w:rPr>
+          <w:fldChar w:fldCharType="begin"/>
+        </w:r>
+        <w:r>
+          <w:rPr>
+            <w:noProof/>
+            <w:webHidden/>
+          </w:rPr>
+          <w:instrText xml:space="preserve"> PAGEREF _Toc228193510 \h </w:instrText>
+        </w:r>
+        <w:r>
+          <w:rPr>
+            <w:noProof/>
+            <w:webHidden/>
+          </w:rPr>
+        </w:r>
+        <w:r>
+          <w:rPr>
+            <w:noProof/>
+            <w:webHidden/>
+          </w:rPr>
+          <w:fldChar w:fldCharType="separate"/>
+        </w:r>
+        <w:r>
+          <w:rPr>
+            <w:noProof/>
+            <w:webHidden/>
+          </w:rPr>
+          <w:t>9</w:t>
+        </w:r>
+        <w:r>
+          <w:rPr>
+            <w:noProof/>
+            <w:webHidden/>
+          </w:rPr>
+          <w:fldChar w:fldCharType="end"/>
+        </w:r>
+      </w:hyperlink>
+    </w:p>
+    <w:p>
+      <w:pPr>
+        <w:pStyle w:val="TOC2"/>
+        <w:tabs>
+          <w:tab w:val="right" w:leader="dot" w:pos="8630"/>
+        </w:tabs>
+        <w:rPr>
+          <w:noProof/>
+        </w:rPr>
+      </w:pPr>
+      <w:hyperlink w:anchor="_Toc228193511" w:history="1">
+        <w:r>
+          <w:rPr>
+            <w:rStyle w:val="Hyperlink"/>
+            <w:noProof/>
+          </w:rPr>
+          <w:t>9) Dependencies</w:t>
+        </w:r>
+        <w:r>
+          <w:rPr>
+            <w:noProof/>
+            <w:webHidden/>
+          </w:rPr>
+          <w:tab/>
+        </w:r>
+        <w:r>
+          <w:rPr>
+            <w:noProof/>
+            <w:webHidden/>
+          </w:rPr>
+          <w:fldChar w:fldCharType="begin"/>
+        </w:r>
+        <w:r>
+          <w:rPr>
+            <w:noProof/>
+            <w:webHidden/>
+          </w:rPr>
+          <w:instrText xml:space="preserve"> PAGEREF _Toc228193511 \h </w:instrText>
+        </w:r>
+        <w:r>
+          <w:rPr>
+            <w:noProof/>
+            <w:webHidden/>
+          </w:rPr>
+        </w:r>
+        <w:r>
+          <w:rPr>
+            <w:noProof/>
+            <w:webHidden/>
+          </w:rPr>
+          <w:fldChar w:fldCharType="separate"/>
+        </w:r>
+        <w:r>
+          <w:rPr>
+            <w:noProof/>
+            <w:webHidden/>
+          </w:rPr>
+          <w:t>9</w:t>
+        </w:r>
+        <w:r>
+          <w:rPr>
+            <w:noProof/>
+            <w:webHidden/>
+          </w:rPr>
+          <w:fldChar w:fldCharType="end"/>
+        </w:r>
+      </w:hyperlink>
+    </w:p>
+    <w:p>
+      <w:pPr>
+        <w:pStyle w:val="TOC2"/>
+        <w:tabs>
+          <w:tab w:val="right" w:leader="dot" w:pos="8630"/>
+        </w:tabs>
+        <w:rPr>
+          <w:noProof/>
+        </w:rPr>
+      </w:pPr>
+      <w:hyperlink w:anchor="_Toc228193512" w:history="1">
+        <w:r>
+          <w:rPr>
+            <w:rStyle w:val="Hyperlink"/>
+            <w:noProof/>
+          </w:rPr>
+          <w:t>10) Assumptions</w:t>
+        </w:r>
+        <w:r>
+          <w:rPr>
+            <w:noProof/>
+            <w:webHidden/>
+          </w:rPr>
+          <w:tab/>
+        </w:r>
+        <w:r>
+          <w:rPr>
+            <w:noProof/>
+            <w:webHidden/>
+          </w:rPr>
+          <w:fldChar w:fldCharType="begin"/>
+        </w:r>
+        <w:r>
+          <w:rPr>
+            <w:noProof/>
+            <w:webHidden/>
+          </w:rPr>
+          <w:instrText xml:space="preserve"> PAGEREF _Toc228193512 \h </w:instrText>
+        </w:r>
+        <w:r>
+          <w:rPr>
+            <w:noProof/>
+            <w:webHidden/>
+          </w:rPr>
+        </w:r>
+        <w:r>
+          <w:rPr>
+            <w:noProof/>
+            <w:webHidden/>
+          </w:rPr>
+          <w:fldChar w:fldCharType="separate"/>
+        </w:r>
+        <w:r>
+          <w:rPr>
+            <w:noProof/>
+            <w:webHidden/>
+          </w:rPr>
+          <w:t>9</w:t>
+        </w:r>
+        <w:r>
+          <w:rPr>
+            <w:noProof/>
+            <w:webHidden/>
+          </w:rPr>
+          <w:fldChar w:fldCharType="end"/>
+        </w:r>
+      </w:hyperlink>
+    </w:p>
+    <w:p>
+      <w:pPr>
+        <w:pStyle w:val="TOC2"/>
+        <w:tabs>
+          <w:tab w:val="right" w:leader="dot" w:pos="8630"/>
+        </w:tabs>
+        <w:rPr>
+          <w:noProof/>
+        </w:rPr>
+      </w:pPr>
+      <w:hyperlink w:anchor="_Toc228193513" w:history="1">
+        <w:r>
+          <w:rPr>
+            <w:rStyle w:val="Hyperlink"/>
+            <w:noProof/>
+          </w:rPr>
+          <w:t>11) Success Criteria</w:t>
+        </w:r>
+        <w:r>
+          <w:rPr>
+            <w:noProof/>
+            <w:webHidden/>
+          </w:rPr>
+          <w:tab/>
+        </w:r>
+        <w:r>
+          <w:rPr>
+            <w:noProof/>
+            <w:webHidden/>
+          </w:rPr>
+          <w:fldChar w:fldCharType="begin"/>
+        </w:r>
+        <w:r>
+          <w:rPr>
+            <w:noProof/>
+            <w:webHidden/>
+          </w:rPr>
+          <w:instrText xml:space="preserve"> PAGEREF _Toc228193513 \h </w:instrText>
+        </w:r>
+        <w:r>
+          <w:rPr>
+            <w:noProof/>
+            <w:webHidden/>
+          </w:rPr>
+        </w:r>
+        <w:r>
+          <w:rPr>
+            <w:noProof/>
+            <w:webHidden/>
+          </w:rPr>
+          <w:fldChar w:fldCharType="separate"/>
+        </w:r>
+        <w:r>
+          <w:rPr>
+            <w:noProof/>
+            <w:webHidden/>
+          </w:rPr>
+          <w:t>9</w:t>
+        </w:r>
+        <w:r>
+          <w:rPr>
+            <w:noProof/>
+            <w:webHidden/>
+          </w:rPr>
+          <w:fldChar w:fldCharType="end"/>
+        </w:r>
+      </w:hyperlink>
+    </w:p>
+    <w:p>
+      <w:pPr>
+        <w:pStyle w:val="TOC2"/>
+        <w:tabs>
+          <w:tab w:val="right" w:leader="dot" w:pos="8630"/>
+        </w:tabs>
+        <w:rPr>
+          <w:noProof/>
+        </w:rPr>
+      </w:pPr>
+      <w:hyperlink w:anchor="_Toc228193514" w:history="1">
+        <w:r>
+          <w:rPr>
+            <w:rStyle w:val="Hyperlink"/>
+            <w:noProof/>
+          </w:rPr>
+          <w:t>12) Frontend App SDK Overview (Clerk/Stripe Style)</w:t>
+        </w:r>
+        <w:r>
+          <w:rPr>
+            <w:noProof/>
+            <w:webHidden/>
+          </w:rPr>
+          <w:tab/>
+        </w:r>
+        <w:r>
+          <w:rPr>
+            <w:noProof/>
+            <w:webHidden/>
+          </w:rPr>
+          <w:fldChar w:fldCharType="begin"/>
+        </w:r>
+        <w:r>
+          <w:rPr>
+            <w:noProof/>
+            <w:webHidden/>
+          </w:rPr>
+          <w:instrText xml:space="preserve"> PAGEREF _Toc228193514 \h </w:instrText>
+        </w:r>
+        <w:r>
+          <w:rPr>
+            <w:noProof/>
+            <w:webHidden/>
+          </w:rPr>
+        </w:r>
+        <w:r>
+          <w:rPr>
+            <w:noProof/>
+            <w:webHidden/>
+          </w:rPr>
+          <w:fldChar w:fldCharType="separate"/>
+        </w:r>
+        <w:r>
+          <w:rPr>
+            <w:noProof/>
+            <w:webHidden/>
+          </w:rPr>
+          <w:t>10</w:t>
+        </w:r>
+        <w:r>
+          <w:rPr>
+            <w:noProof/>
+            <w:webHidden/>
+          </w:rPr>
+          <w:fldChar w:fldCharType="end"/>
+        </w:r>
+      </w:hyperlink>
+    </w:p>
+    <w:p>
+      <w:pPr>
+        <w:pStyle w:val="TOC3"/>
+        <w:tabs>
+          <w:tab w:val="right" w:leader="dot" w:pos="8630"/>
+        </w:tabs>
+        <w:rPr>
+          <w:noProof/>
+        </w:rPr>
+      </w:pPr>
+      <w:hyperlink w:anchor="_Toc228193515" w:history="1">
+        <w:r>
+          <w:rPr>
+            <w:rStyle w:val="Hyperlink"/>
+            <w:noProof/>
+          </w:rPr>
+          <w:t>A. Product Positioning</w:t>
+        </w:r>
+        <w:r>
+          <w:rPr>
+            <w:noProof/>
+            <w:webHidden/>
+          </w:rPr>
+          <w:tab/>
+        </w:r>
+        <w:r>
+          <w:rPr>
+            <w:noProof/>
+            <w:webHidden/>
+          </w:rPr>
+          <w:fldChar w:fldCharType="begin"/>
+        </w:r>
+        <w:r>
+          <w:rPr>
+            <w:noProof/>
+            <w:webHidden/>
+          </w:rPr>
+          <w:instrText xml:space="preserve"> PAGEREF _Toc228193515 \h </w:instrText>
+        </w:r>
+        <w:r>
+          <w:rPr>
+            <w:noProof/>
+            <w:webHidden/>
+          </w:rPr>
+        </w:r>
+        <w:r>
+          <w:rPr>
+            <w:noProof/>
+            <w:webHidden/>
+          </w:rPr>
+          <w:fldChar w:fldCharType="separate"/>
+        </w:r>
+        <w:r>
+          <w:rPr>
+            <w:noProof/>
+            <w:webHidden/>
+          </w:rPr>
+          <w:t>10</w:t>
+        </w:r>
+        <w:r>
+          <w:rPr>
+            <w:noProof/>
+            <w:webHidden/>
+          </w:rPr>
+          <w:fldChar w:fldCharType="end"/>
+        </w:r>
+      </w:hyperlink>
+    </w:p>
+    <w:p>
+      <w:pPr>
+        <w:pStyle w:val="TOC3"/>
+        <w:tabs>
+          <w:tab w:val="right" w:leader="dot" w:pos="8630"/>
+        </w:tabs>
+        <w:rPr>
+          <w:noProof/>
+        </w:rPr>
+      </w:pPr>
+      <w:hyperlink w:anchor="_Toc228193516" w:history="1">
+        <w:r>
+          <w:rPr>
+            <w:rStyle w:val="Hyperlink"/>
+            <w:noProof/>
+          </w:rPr>
+          <w:t>B. Frontend Developer Experience Goals</w:t>
+        </w:r>
+        <w:r>
+          <w:rPr>
+            <w:noProof/>
+            <w:webHidden/>
+          </w:rPr>
+          <w:tab/>
+        </w:r>
+        <w:r>
+          <w:rPr>
+            <w:noProof/>
+            <w:webHidden/>
+          </w:rPr>
+          <w:fldChar w:fldCharType="begin"/>
+        </w:r>
+        <w:r>
+          <w:rPr>
+            <w:noProof/>
+            <w:webHidden/>
+          </w:rPr>
+          <w:instrText xml:space="preserve"> PAGEREF _Toc228193516 \h </w:instrText>
+        </w:r>
+        <w:r>
+          <w:rPr>
+            <w:noProof/>
+            <w:webHidden/>
+          </w:rPr>
+        </w:r>
+        <w:r>
+          <w:rPr>
+            <w:noProof/>
+            <w:webHidden/>
+          </w:rPr>
+          <w:fldChar w:fldCharType="separate"/>
+        </w:r>
+        <w:r>
+          <w:rPr>
+            <w:noProof/>
+            <w:webHidden/>
+          </w:rPr>
+          <w:t>10</w:t>
+        </w:r>
+        <w:r>
+          <w:rPr>
+            <w:noProof/>
+            <w:webHidden/>
+          </w:rPr>
+          <w:fldChar w:fldCharType="end"/>
+        </w:r>
+      </w:hyperlink>
+    </w:p>
+    <w:p>
+      <w:pPr>
+        <w:pStyle w:val="TOC3"/>
+        <w:tabs>
+          <w:tab w:val="right" w:leader="dot" w:pos="8630"/>
+        </w:tabs>
+        <w:rPr>
+          <w:noProof/>
+        </w:rPr>
+      </w:pPr>
+      <w:hyperlink w:anchor="_Toc228193517" w:history="1">
+        <w:r>
+          <w:rPr>
+            <w:rStyle w:val="Hyperlink"/>
+            <w:noProof/>
+          </w:rPr>
+          <w:t>C. Required SDK Initialization Configuration</w:t>
+        </w:r>
+        <w:r>
+          <w:rPr>
+            <w:noProof/>
+            <w:webHidden/>
+          </w:rPr>
+          <w:tab/>
+        </w:r>
+        <w:r>
+          <w:rPr>
+            <w:noProof/>
+            <w:webHidden/>
+          </w:rPr>
+          <w:fldChar w:fldCharType="begin"/>
+        </w:r>
+        <w:r>
+          <w:rPr>
+            <w:noProof/>
+            <w:webHidden/>
+          </w:rPr>
+          <w:instrText xml:space="preserve"> PAGEREF _Toc228193517 \h </w:instrText>
+        </w:r>
+        <w:r>
+          <w:rPr>
+            <w:noProof/>
+            <w:webHidden/>
+          </w:rPr>
+        </w:r>
+        <w:r>
+          <w:rPr>
+            <w:noProof/>
+            <w:webHidden/>
+          </w:rPr>
+          <w:fldChar w:fldCharType="separate"/>
+        </w:r>
+        <w:r>
+          <w:rPr>
+            <w:noProof/>
+            <w:webHidden/>
+          </w:rPr>
+          <w:t>10</w:t>
+        </w:r>
+        <w:r>
+          <w:rPr>
+            <w:noProof/>
+            <w:webHidden/>
+          </w:rPr>
+          <w:fldChar w:fldCharType="end"/>
+        </w:r>
+      </w:hyperlink>
+    </w:p>
+    <w:p>
+      <w:pPr>
+        <w:pStyle w:val="TOC3"/>
+        <w:tabs>
+          <w:tab w:val="right" w:leader="dot" w:pos="8630"/>
+        </w:tabs>
+        <w:rPr>
+          <w:noProof/>
+        </w:rPr>
+      </w:pPr>
+      <w:hyperlink w:anchor="_Toc228193518" w:history="1">
+        <w:r>
+          <w:rPr>
+            <w:rStyle w:val="Hyperlink"/>
+            <w:noProof/>
+          </w:rPr>
+          <w:t>D. Logical SDK Initialization Example</w:t>
+        </w:r>
+        <w:r>
+          <w:rPr>
+            <w:noProof/>
+            <w:webHidden/>
+          </w:rPr>
+          <w:tab/>
+        </w:r>
+        <w:r>
+          <w:rPr>
+            <w:noProof/>
+            <w:webHidden/>
+          </w:rPr>
+          <w:fldChar w:fldCharType="begin"/>
+        </w:r>
+        <w:r>
+          <w:rPr>
+            <w:noProof/>
+            <w:webHidden/>
+          </w:rPr>
+          <w:instrText xml:space="preserve"> PAGEREF _Toc228193518 \h </w:instrText>
+        </w:r>
+        <w:r>
+          <w:rPr>
+            <w:noProof/>
+            <w:webHidden/>
+          </w:rPr>
+        </w:r>
+        <w:r>
+          <w:rPr>
+            <w:noProof/>
+            <w:webHidden/>
+          </w:rPr>
+          <w:fldChar w:fldCharType="separate"/>
+        </w:r>
+        <w:r>
+          <w:rPr>
+            <w:noProof/>
+            <w:webHidden/>
+          </w:rPr>
+          <w:t>11</w:t>
+        </w:r>
+        <w:r>
+          <w:rPr>
+            <w:noProof/>
+            <w:webHidden/>
+          </w:rPr>
+          <w:fldChar w:fldCharType="end"/>
+        </w:r>
+      </w:hyperlink>
+    </w:p>
+    <w:p>
+      <w:pPr>
+        <w:pStyle w:val="TOC3"/>
+        <w:tabs>
+          <w:tab w:val="right" w:leader="dot" w:pos="8630"/>
+        </w:tabs>
+        <w:rPr>
+          <w:noProof/>
+        </w:rPr>
+      </w:pPr>
+      <w:hyperlink w:anchor="_Toc228193519" w:history="1">
+        <w:r>
+          <w:rPr>
+            <w:rStyle w:val="Hyperlink"/>
+            <w:noProof/>
+          </w:rPr>
+          <w:t>E. Core SDK Functional Surface (Business View)</w:t>
+        </w:r>
+        <w:r>
+          <w:rPr>
+            <w:noProof/>
+            <w:webHidden/>
+          </w:rPr>
+          <w:tab/>
+        </w:r>
+        <w:r>
+          <w:rPr>
+            <w:noProof/>
+            <w:webHidden/>
+          </w:rPr>
+          <w:fldChar w:fldCharType="begin"/>
+        </w:r>
+        <w:r>
+          <w:rPr>
+            <w:noProof/>
+            <w:webHidden/>
+          </w:rPr>
+          <w:instrText xml:space="preserve"> PAGEREF _Toc228193519 \h </w:instrText>
+        </w:r>
+        <w:r>
+          <w:rPr>
+            <w:noProof/>
+            <w:webHidden/>
+          </w:rPr>
+        </w:r>
+        <w:r>
+          <w:rPr>
+            <w:noProof/>
+            <w:webHidden/>
+          </w:rPr>
+          <w:fldChar w:fldCharType="separate"/>
+        </w:r>
+        <w:r>
+          <w:rPr>
+            <w:noProof/>
+            <w:webHidden/>
+          </w:rPr>
+          <w:t>11</w:t>
+        </w:r>
+        <w:r>
+          <w:rPr>
+            <w:noProof/>
+            <w:webHidden/>
+          </w:rPr>
+          <w:fldChar w:fldCharType="end"/>
+        </w:r>
+      </w:hyperlink>
+    </w:p>
+    <w:p>
+      <w:pPr>
+        <w:pStyle w:val="TOC3"/>
+        <w:tabs>
+          <w:tab w:val="right" w:leader="dot" w:pos="8630"/>
+        </w:tabs>
+        <w:rPr>
+          <w:noProof/>
+        </w:rPr>
+      </w:pPr>
+      <w:hyperlink w:anchor="_Toc228193520" w:history="1">
+        <w:r>
+          <w:rPr>
+            <w:rStyle w:val="Hyperlink"/>
+            <w:noProof/>
+          </w:rPr>
+          <w:t>F. Suggested Frontend Integration Lifecycle</w:t>
+        </w:r>
+        <w:r>
+          <w:rPr>
+            <w:noProof/>
+            <w:webHidden/>
+          </w:rPr>
+          <w:tab/>
+        </w:r>
+        <w:r>
+          <w:rPr>
+            <w:noProof/>
+            <w:webHidden/>
+          </w:rPr>
+          <w:fldChar w:fldCharType="begin"/>
+        </w:r>
+        <w:r>
+          <w:rPr>
+            <w:noProof/>
+            <w:webHidden/>
+          </w:rPr>
+          <w:instrText xml:space="preserve"> PAGEREF _Toc228193520 \h </w:instrText>
+        </w:r>
+        <w:r>
+          <w:rPr>
+            <w:noProof/>
+            <w:webHidden/>
+          </w:rPr>
+        </w:r>
+        <w:r>
+          <w:rPr>
+            <w:noProof/>
+            <w:webHidden/>
+          </w:rPr>
+          <w:fldChar w:fldCharType="separate"/>
+        </w:r>
+        <w:r>
+          <w:rPr>
+            <w:noProof/>
+            <w:webHidden/>
+          </w:rPr>
+          <w:t>12</w:t>
+        </w:r>
+        <w:r>
+          <w:rPr>
+            <w:noProof/>
+            <w:webHidden/>
+          </w:rPr>
+          <w:fldChar w:fldCharType="end"/>
+        </w:r>
+      </w:hyperlink>
+    </w:p>
+    <w:p>
+      <w:pPr>
+        <w:pStyle w:val="TOC3"/>
+        <w:tabs>
+          <w:tab w:val="right" w:leader="dot" w:pos="8630"/>
+        </w:tabs>
+        <w:rPr>
+          <w:noProof/>
+        </w:rPr>
+      </w:pPr>
+      <w:hyperlink w:anchor="_Toc228193521" w:history="1">
+        <w:r>
+          <w:rPr>
+            <w:rStyle w:val="Hyperlink"/>
+            <w:noProof/>
+          </w:rPr>
+          <w:t>G. Event Model for Frontend UX</w:t>
+        </w:r>
+        <w:r>
+          <w:rPr>
+            <w:noProof/>
+            <w:webHidden/>
+          </w:rPr>
+          <w:tab/>
+        </w:r>
+        <w:r>
+          <w:rPr>
+            <w:noProof/>
+            <w:webHidden/>
+          </w:rPr>
+          <w:fldChar w:fldCharType="begin"/>
+        </w:r>
+        <w:r>
+          <w:rPr>
+            <w:noProof/>
+            <w:webHidden/>
+          </w:rPr>
+          <w:instrText xml:space="preserve"> PAGEREF _Toc228193521 \h </w:instrText>
+        </w:r>
+        <w:r>
+          <w:rPr>
+            <w:noProof/>
+            <w:webHidden/>
+          </w:rPr>
+        </w:r>
+        <w:r>
+          <w:rPr>
+            <w:noProof/>
+            <w:webHidden/>
+          </w:rPr>
+          <w:fldChar w:fldCharType="separate"/>
+        </w:r>
+        <w:r>
+          <w:rPr>
+            <w:noProof/>
+            <w:webHidden/>
+          </w:rPr>
+          <w:t>12</w:t>
+        </w:r>
+        <w:r>
+          <w:rPr>
+            <w:noProof/>
+            <w:webHidden/>
+          </w:rPr>
+          <w:fldChar w:fldCharType="end"/>
+        </w:r>
+      </w:hyperlink>
+    </w:p>
+    <w:p>
+      <w:pPr>
+        <w:pStyle w:val="TOC3"/>
+        <w:tabs>
+          <w:tab w:val="right" w:leader="dot" w:pos="8630"/>
+        </w:tabs>
+        <w:rPr>
+          <w:noProof/>
+        </w:rPr>
+      </w:pPr>
+      <w:hyperlink w:anchor="_Toc228193522" w:history="1">
+        <w:r>
+          <w:rPr>
+            <w:rStyle w:val="Hyperlink"/>
+            <w:noProof/>
+          </w:rPr>
+          <w:t>H. Responsibilities Split (Important)</w:t>
+        </w:r>
+        <w:r>
+          <w:rPr>
+            <w:noProof/>
+            <w:webHidden/>
+          </w:rPr>
+          <w:tab/>
+        </w:r>
+        <w:r>
+          <w:rPr>
+            <w:noProof/>
+            <w:webHidden/>
+          </w:rPr>
+          <w:fldChar w:fldCharType="begin"/>
+        </w:r>
+        <w:r>
+          <w:rPr>
+            <w:noProof/>
+            <w:webHidden/>
+          </w:rPr>
+          <w:instrText xml:space="preserve"> PAGEREF _Toc228193522 \h </w:instrText>
+        </w:r>
+        <w:r>
+          <w:rPr>
+            <w:noProof/>
+            <w:webHidden/>
+          </w:rPr>
+        </w:r>
+        <w:r>
+          <w:rPr>
+            <w:noProof/>
+            <w:webHidden/>
+          </w:rPr>
+          <w:fldChar w:fldCharType="separate"/>
+        </w:r>
+        <w:r>
+          <w:rPr>
+            <w:noProof/>
+            <w:webHidden/>
+          </w:rPr>
+          <w:t>12</w:t>
+        </w:r>
+        <w:r>
+          <w:rPr>
+            <w:noProof/>
+            <w:webHidden/>
+          </w:rPr>
+          <w:fldChar w:fldCharType="end"/>
+        </w:r>
+      </w:hyperlink>
+    </w:p>
+    <w:p>
+      <w:pPr>
+        <w:pStyle w:val="TOC3"/>
+        <w:tabs>
+          <w:tab w:val="right" w:leader="dot" w:pos="8630"/>
+        </w:tabs>
+        <w:rPr>
+          <w:noProof/>
+        </w:rPr>
+      </w:pPr>
+      <w:hyperlink w:anchor="_Toc228193523" w:history="1">
+        <w:r>
+          <w:rPr>
+            <w:rStyle w:val="Hyperlink"/>
+            <w:noProof/>
+          </w:rPr>
+          <w:t>I. High-Level SDK Architecture Flow</w:t>
+        </w:r>
+        <w:r>
+          <w:rPr>
+            <w:noProof/>
+            <w:webHidden/>
+          </w:rPr>
+          <w:tab/>
+        </w:r>
+        <w:r>
+          <w:rPr>
+            <w:noProof/>
+            <w:webHidden/>
+          </w:rPr>
+          <w:fldChar w:fldCharType="begin"/>
+        </w:r>
+        <w:r>
+          <w:rPr>
+            <w:noProof/>
+            <w:webHidden/>
+          </w:rPr>
+          <w:instrText xml:space="preserve"> PAGEREF _Toc228193523 \h </w:instrText>
+        </w:r>
+        <w:r>
+          <w:rPr>
+            <w:noProof/>
+            <w:webHidden/>
+          </w:rPr>
+        </w:r>
+        <w:r>
+          <w:rPr>
+            <w:noProof/>
+            <w:webHidden/>
+          </w:rPr>
+          <w:fldChar w:fldCharType="separate"/>
+        </w:r>
+        <w:r>
+          <w:rPr>
+            <w:noProof/>
+            <w:webHidden/>
+          </w:rPr>
+          <w:t>13</w:t>
+        </w:r>
+        <w:r>
+          <w:rPr>
+            <w:noProof/>
+            <w:webHidden/>
+          </w:rPr>
+          <w:fldChar w:fldCharType="end"/>
+        </w:r>
+      </w:hyperlink>
+    </w:p>
+    <w:p>
+      <w:pPr>
+        <w:pStyle w:val="TOC3"/>
+        <w:tabs>
+          <w:tab w:val="right" w:leader="dot" w:pos="8630"/>
+        </w:tabs>
+        <w:rPr>
+          <w:noProof/>
+        </w:rPr>
+      </w:pPr>
+      <w:hyperlink w:anchor="_Toc228193524" w:history="1">
+        <w:r>
+          <w:rPr>
+            <w:rStyle w:val="Hyperlink"/>
+            <w:noProof/>
+          </w:rPr>
+          <w:t>J. Non-Technical Success Criteria for SDK Adoption</w:t>
+        </w:r>
+        <w:r>
+          <w:rPr>
+            <w:noProof/>
+            <w:webHidden/>
+          </w:rPr>
+          <w:tab/>
+        </w:r>
+        <w:r>
+          <w:rPr>
+            <w:noProof/>
+            <w:webHidden/>
+          </w:rPr>
+          <w:fldChar w:fldCharType="begin"/>
+        </w:r>
+        <w:r>
+          <w:rPr>
+            <w:noProof/>
+            <w:webHidden/>
+          </w:rPr>
+          <w:instrText xml:space="preserve"> PAGEREF _Toc228193524 \h </w:instrText>
+        </w:r>
+        <w:r>
+          <w:rPr>
+            <w:noProof/>
+            <w:webHidden/>
+          </w:rPr>
+        </w:r>
+        <w:r>
+          <w:rPr>
+            <w:noProof/>
+            <w:webHidden/>
+          </w:rPr>
+          <w:fldChar w:fldCharType="separate"/>
+        </w:r>
+        <w:r>
+          <w:rPr>
+            <w:noProof/>
+            <w:webHidden/>
+          </w:rPr>
+          <w:t>13</w:t>
+        </w:r>
+        <w:r>
+          <w:rPr>
+            <w:noProof/>
+            <w:webHidden/>
+          </w:rPr>
+          <w:fldChar w:fldCharType="end"/>
+        </w:r>
+      </w:hyperlink>
+    </w:p>
+    <w:p>
+      <w:pPr>
+        <w:pStyle w:val="TOC2"/>
+        <w:tabs>
+          <w:tab w:val="right" w:leader="dot" w:pos="8630"/>
+        </w:tabs>
+        <w:rPr>
+          <w:noProof/>
+        </w:rPr>
+      </w:pPr>
+      <w:hyperlink w:anchor="_Toc228193525" w:history="1">
+        <w:r>
+          <w:rPr>
+            <w:rStyle w:val="Hyperlink"/>
+            <w:noProof/>
+          </w:rPr>
+          <w:t>13) Recommended Public SDK API Contract</w:t>
+        </w:r>
+        <w:r>
+          <w:rPr>
+            <w:noProof/>
+            <w:webHidden/>
+          </w:rPr>
+          <w:tab/>
+        </w:r>
+        <w:r>
+          <w:rPr>
+            <w:noProof/>
+            <w:webHidden/>
+          </w:rPr>
+          <w:fldChar w:fldCharType="begin"/>
+        </w:r>
+        <w:r>
+          <w:rPr>
+            <w:noProof/>
+            <w:webHidden/>
+          </w:rPr>
+          <w:instrText xml:space="preserve"> PAGEREF _Toc228193525 \h </w:instrText>
+        </w:r>
+        <w:r>
+          <w:rPr>
+            <w:noProof/>
+            <w:webHidden/>
+          </w:rPr>
+        </w:r>
+        <w:r>
+          <w:rPr>
+            <w:noProof/>
+            <w:webHidden/>
+          </w:rPr>
+          <w:fldChar w:fldCharType="separate"/>
+        </w:r>
+        <w:r>
+          <w:rPr>
+            <w:noProof/>
+            <w:webHidden/>
+          </w:rPr>
+          <w:t>13</w:t>
+        </w:r>
+        <w:r>
+          <w:rPr>
+            <w:noProof/>
+            <w:webHidden/>
+          </w:rPr>
+          <w:fldChar w:fldCharType="end"/>
+        </w:r>
+      </w:hyperlink>
+    </w:p>
+    <w:p>
+      <w:pPr>
+        <w:pStyle w:val="TOC3"/>
+        <w:tabs>
+          <w:tab w:val="right" w:leader="dot" w:pos="8630"/>
+        </w:tabs>
+        <w:rPr>
+          <w:noProof/>
+        </w:rPr>
+      </w:pPr>
+      <w:hyperlink w:anchor="_Toc228193526" w:history="1">
+        <w:r>
+          <w:rPr>
+            <w:rStyle w:val="Hyperlink"/>
+            <w:noProof/>
+          </w:rPr>
+          <w:t>A. SDK Initialization and Lifecycle</w:t>
+        </w:r>
+        <w:r>
+          <w:rPr>
+            <w:noProof/>
+            <w:webHidden/>
+          </w:rPr>
+          <w:tab/>
+        </w:r>
+        <w:r>
+          <w:rPr>
+            <w:noProof/>
+            <w:webHidden/>
+          </w:rPr>
+          <w:fldChar w:fldCharType="begin"/>
+        </w:r>
+        <w:r>
+          <w:rPr>
+            <w:noProof/>
+            <w:webHidden/>
+          </w:rPr>
+          <w:instrText xml:space="preserve"> PAGEREF _Toc228193526 \h </w:instrText>
+        </w:r>
+        <w:r>
+          <w:rPr>
+            <w:noProof/>
+            <w:webHidden/>
+          </w:rPr>
+        </w:r>
+        <w:r>
+          <w:rPr>
+            <w:noProof/>
+            <w:webHidden/>
+          </w:rPr>
+          <w:fldChar w:fldCharType="separate"/>
+        </w:r>
+        <w:r>
+          <w:rPr>
+            <w:noProof/>
+            <w:webHidden/>
+          </w:rPr>
+          <w:t>13</w:t>
+        </w:r>
+        <w:r>
+          <w:rPr>
+            <w:noProof/>
+            <w:webHidden/>
+          </w:rPr>
+          <w:fldChar w:fldCharType="end"/>
+        </w:r>
+      </w:hyperlink>
+    </w:p>
+    <w:p>
+      <w:pPr>
+        <w:pStyle w:val="TOC3"/>
+        <w:tabs>
+          <w:tab w:val="right" w:leader="dot" w:pos="8630"/>
+        </w:tabs>
+        <w:rPr>
+          <w:noProof/>
+        </w:rPr>
+      </w:pPr>
+      <w:hyperlink w:anchor="_Toc228193527" w:history="1">
+        <w:r>
+          <w:rPr>
+            <w:rStyle w:val="Hyperlink"/>
+            <w:noProof/>
+          </w:rPr>
+          <w:t>B. Calling Module Contract</w:t>
+        </w:r>
+        <w:r>
+          <w:rPr>
+            <w:noProof/>
+            <w:webHidden/>
+          </w:rPr>
+          <w:tab/>
+        </w:r>
+        <w:r>
+          <w:rPr>
+            <w:noProof/>
+            <w:webHidden/>
+          </w:rPr>
+          <w:fldChar w:fldCharType="begin"/>
+        </w:r>
+        <w:r>
+          <w:rPr>
+            <w:noProof/>
+            <w:webHidden/>
+          </w:rPr>
+          <w:instrText xml:space="preserve"> PAGEREF _Toc228193527 \h </w:instrText>
+        </w:r>
+        <w:r>
+          <w:rPr>
+            <w:noProof/>
+            <w:webHidden/>
+          </w:rPr>
+        </w:r>
+        <w:r>
+          <w:rPr>
+            <w:noProof/>
+            <w:webHidden/>
+          </w:rPr>
+          <w:fldChar w:fldCharType="separate"/>
+        </w:r>
+        <w:r>
+          <w:rPr>
+            <w:noProof/>
+            <w:webHidden/>
+          </w:rPr>
+          <w:t>14</w:t>
+        </w:r>
+        <w:r>
+          <w:rPr>
+            <w:noProof/>
+            <w:webHidden/>
+          </w:rPr>
+          <w:fldChar w:fldCharType="end"/>
+        </w:r>
+      </w:hyperlink>
+    </w:p>
+    <w:p>
+      <w:pPr>
+        <w:pStyle w:val="TOC3"/>
+        <w:tabs>
+          <w:tab w:val="right" w:leader="dot" w:pos="8630"/>
+        </w:tabs>
+        <w:rPr>
+          <w:noProof/>
+        </w:rPr>
+      </w:pPr>
+      <w:hyperlink w:anchor="_Toc228193528" w:history="1">
+        <w:r>
+          <w:rPr>
+            <w:rStyle w:val="Hyperlink"/>
+            <w:noProof/>
+          </w:rPr>
+          <w:t>C. SIP Calling Module Contract</w:t>
+        </w:r>
+        <w:r>
+          <w:rPr>
+            <w:noProof/>
+            <w:webHidden/>
+          </w:rPr>
+          <w:tab/>
+        </w:r>
+        <w:r>
+          <w:rPr>
+            <w:noProof/>
+            <w:webHidden/>
+          </w:rPr>
+          <w:fldChar w:fldCharType="begin"/>
+        </w:r>
+        <w:r>
+          <w:rPr>
+            <w:noProof/>
+            <w:webHidden/>
+          </w:rPr>
+          <w:instrText xml:space="preserve"> PAGEREF _Toc228193528 \h </w:instrText>
+        </w:r>
+        <w:r>
+          <w:rPr>
+            <w:noProof/>
+            <w:webHidden/>
+          </w:rPr>
+        </w:r>
+        <w:r>
+          <w:rPr>
+            <w:noProof/>
+            <w:webHidden/>
+          </w:rPr>
+          <w:fldChar w:fldCharType="separate"/>
+        </w:r>
+        <w:r>
+          <w:rPr>
+            <w:noProof/>
+            <w:webHidden/>
+          </w:rPr>
+          <w:t>14</w:t>
+        </w:r>
+        <w:r>
+          <w:rPr>
+            <w:noProof/>
+            <w:webHidden/>
+          </w:rPr>
+          <w:fldChar w:fldCharType="end"/>
+        </w:r>
+      </w:hyperlink>
+    </w:p>
+    <w:p>
+      <w:pPr>
+        <w:pStyle w:val="TOC3"/>
+        <w:tabs>
+          <w:tab w:val="right" w:leader="dot" w:pos="8630"/>
+        </w:tabs>
+        <w:rPr>
+          <w:noProof/>
+        </w:rPr>
+      </w:pPr>
+      <w:hyperlink w:anchor="_Toc228193529" w:history="1">
+        <w:r>
+          <w:rPr>
+            <w:rStyle w:val="Hyperlink"/>
+            <w:noProof/>
+          </w:rPr>
+          <w:t>D. Messaging Module Contract</w:t>
+        </w:r>
+        <w:r>
+          <w:rPr>
+            <w:noProof/>
+            <w:webHidden/>
+          </w:rPr>
+          <w:tab/>
+        </w:r>
+        <w:r>
+          <w:rPr>
+            <w:noProof/>
+            <w:webHidden/>
+          </w:rPr>
+          <w:fldChar w:fldCharType="begin"/>
+        </w:r>
+        <w:r>
+          <w:rPr>
+            <w:noProof/>
+            <w:webHidden/>
+          </w:rPr>
+          <w:instrText xml:space="preserve"> PAGEREF _Toc228193529 \h </w:instrText>
+        </w:r>
+        <w:r>
+          <w:rPr>
+            <w:noProof/>
+            <w:webHidden/>
+          </w:rPr>
+        </w:r>
+        <w:r>
+          <w:rPr>
+            <w:noProof/>
+            <w:webHidden/>
+          </w:rPr>
+          <w:fldChar w:fldCharType="separate"/>
+        </w:r>
+        <w:r>
+          <w:rPr>
+            <w:noProof/>
+            <w:webHidden/>
+          </w:rPr>
+          <w:t>14</w:t>
+        </w:r>
+        <w:r>
+          <w:rPr>
+            <w:noProof/>
+            <w:webHidden/>
+          </w:rPr>
+          <w:fldChar w:fldCharType="end"/>
+        </w:r>
+      </w:hyperlink>
+    </w:p>
+    <w:p>
+      <w:pPr>
+        <w:pStyle w:val="TOC3"/>
+        <w:tabs>
+          <w:tab w:val="right" w:leader="dot" w:pos="8630"/>
+        </w:tabs>
+        <w:rPr>
+          <w:noProof/>
+        </w:rPr>
+      </w:pPr>
+      <w:hyperlink w:anchor="_Toc228193530" w:history="1">
+        <w:r>
+          <w:rPr>
+            <w:rStyle w:val="Hyperlink"/>
+            <w:noProof/>
+          </w:rPr>
+          <w:t>E. Notification Module Contract</w:t>
+        </w:r>
+        <w:r>
+          <w:rPr>
+            <w:noProof/>
+            <w:webHidden/>
+          </w:rPr>
+          <w:tab/>
+        </w:r>
+        <w:r>
+          <w:rPr>
+            <w:noProof/>
+            <w:webHidden/>
+          </w:rPr>
+          <w:fldChar w:fldCharType="begin"/>
+        </w:r>
+        <w:r>
+          <w:rPr>
+            <w:noProof/>
+            <w:webHidden/>
+          </w:rPr>
+          <w:instrText xml:space="preserve"> PAGEREF _Toc228193530 \h </w:instrText>
+        </w:r>
+        <w:r>
+          <w:rPr>
+            <w:noProof/>
+            <w:webHidden/>
+          </w:rPr>
+        </w:r>
+        <w:r>
+          <w:rPr>
+            <w:noProof/>
+            <w:webHidden/>
+          </w:rPr>
+          <w:fldChar w:fldCharType="separate"/>
+        </w:r>
+        <w:r>
+          <w:rPr>
+            <w:noProof/>
+            <w:webHidden/>
+          </w:rPr>
+          <w:t>15</w:t>
+        </w:r>
+        <w:r>
+          <w:rPr>
+            <w:noProof/>
+            <w:webHidden/>
+          </w:rPr>
+          <w:fldChar w:fldCharType="end"/>
+        </w:r>
+      </w:hyperlink>
+    </w:p>
+    <w:p>
+      <w:pPr>
+        <w:pStyle w:val="TOC3"/>
+        <w:tabs>
+          <w:tab w:val="right" w:leader="dot" w:pos="8630"/>
+        </w:tabs>
+        <w:rPr>
+          <w:noProof/>
+        </w:rPr>
+      </w:pPr>
+      <w:hyperlink w:anchor="_Toc228193531" w:history="1">
+        <w:r>
+          <w:rPr>
+            <w:rStyle w:val="Hyperlink"/>
+            <w:noProof/>
+          </w:rPr>
+          <w:t>F. Event Contract (Frontend Subscription Model)</w:t>
+        </w:r>
+        <w:r>
+          <w:rPr>
+            <w:noProof/>
+            <w:webHidden/>
+          </w:rPr>
+          <w:tab/>
+        </w:r>
+        <w:r>
+          <w:rPr>
+            <w:noProof/>
+            <w:webHidden/>
+          </w:rPr>
+          <w:fldChar w:fldCharType="begin"/>
+        </w:r>
+        <w:r>
+          <w:rPr>
+            <w:noProof/>
+            <w:webHidden/>
+          </w:rPr>
+          <w:instrText xml:space="preserve"> PAGEREF _Toc228193531 \h </w:instrText>
+        </w:r>
+        <w:r>
+          <w:rPr>
+            <w:noProof/>
+            <w:webHidden/>
+          </w:rPr>
+        </w:r>
+        <w:r>
+          <w:rPr>
+            <w:noProof/>
+            <w:webHidden/>
+          </w:rPr>
+          <w:fldChar w:fldCharType="separate"/>
+        </w:r>
+        <w:r>
+          <w:rPr>
+            <w:noProof/>
+            <w:webHidden/>
+          </w:rPr>
+          <w:t>15</w:t>
+        </w:r>
+        <w:r>
+          <w:rPr>
+            <w:noProof/>
+            <w:webHidden/>
+          </w:rPr>
+          <w:fldChar w:fldCharType="end"/>
+        </w:r>
+      </w:hyperlink>
+    </w:p>
+    <w:p>
+      <w:pPr>
+        <w:pStyle w:val="TOC3"/>
+        <w:tabs>
+          <w:tab w:val="right" w:leader="dot" w:pos="8630"/>
+        </w:tabs>
+        <w:rPr>
+          <w:noProof/>
+        </w:rPr>
+      </w:pPr>
+      <w:hyperlink w:anchor="_Toc228193532" w:history="1">
+        <w:r>
+          <w:rPr>
+            <w:rStyle w:val="Hyperlink"/>
+            <w:noProof/>
+          </w:rPr>
+          <w:t>G. Standard Response Shape (Recommended)</w:t>
+        </w:r>
+        <w:r>
+          <w:rPr>
+            <w:noProof/>
+            <w:webHidden/>
+          </w:rPr>
+          <w:tab/>
+        </w:r>
+        <w:r>
+          <w:rPr>
+            <w:noProof/>
+            <w:webHidden/>
+          </w:rPr>
+          <w:fldChar w:fldCharType="begin"/>
+        </w:r>
+        <w:r>
+          <w:rPr>
+            <w:noProof/>
+            <w:webHidden/>
+          </w:rPr>
+          <w:instrText xml:space="preserve"> PAGEREF _Toc228193532 \h </w:instrText>
+        </w:r>
+        <w:r>
+          <w:rPr>
+            <w:noProof/>
+            <w:webHidden/>
+          </w:rPr>
+        </w:r>
+        <w:r>
+          <w:rPr>
+            <w:noProof/>
+            <w:webHidden/>
+          </w:rPr>
+          <w:fldChar w:fldCharType="separate"/>
+        </w:r>
+        <w:r>
+          <w:rPr>
+            <w:noProof/>
+            <w:webHidden/>
+          </w:rPr>
+          <w:t>16</w:t>
+        </w:r>
+        <w:r>
+          <w:rPr>
+            <w:noProof/>
+            <w:webHidden/>
+          </w:rPr>
+          <w:fldChar w:fldCharType="end"/>
+        </w:r>
+      </w:hyperlink>
+    </w:p>
+    <w:p>
+      <w:pPr>
+        <w:pStyle w:val="TOC3"/>
+        <w:tabs>
+          <w:tab w:val="right" w:leader="dot" w:pos="8630"/>
+        </w:tabs>
+        <w:rPr>
+          <w:noProof/>
+        </w:rPr>
+      </w:pPr>
+      <w:hyperlink w:anchor="_Toc228193533" w:history="1">
+        <w:r>
+          <w:rPr>
+            <w:rStyle w:val="Hyperlink"/>
+            <w:noProof/>
+          </w:rPr>
+          <w:t>H. Standard Error Model (Recommended)</w:t>
+        </w:r>
+        <w:r>
+          <w:rPr>
+            <w:noProof/>
+            <w:webHidden/>
+          </w:rPr>
+          <w:tab/>
+        </w:r>
+        <w:r>
+          <w:rPr>
+            <w:noProof/>
+            <w:webHidden/>
+          </w:rPr>
+          <w:fldChar w:fldCharType="begin"/>
+        </w:r>
+        <w:r>
+          <w:rPr>
+            <w:noProof/>
+            <w:webHidden/>
+          </w:rPr>
+          <w:instrText xml:space="preserve"> PAGEREF _Toc228193533 \h </w:instrText>
+        </w:r>
+        <w:r>
+          <w:rPr>
+            <w:noProof/>
+            <w:webHidden/>
+          </w:rPr>
+        </w:r>
+        <w:r>
+          <w:rPr>
+            <w:noProof/>
+            <w:webHidden/>
+          </w:rPr>
+          <w:fldChar w:fldCharType="separate"/>
+        </w:r>
+        <w:r>
+          <w:rPr>
+            <w:noProof/>
+            <w:webHidden/>
+          </w:rPr>
+          <w:t>16</w:t>
+        </w:r>
+        <w:r>
+          <w:rPr>
+            <w:noProof/>
+            <w:webHidden/>
+          </w:rPr>
+          <w:fldChar w:fldCharType="end"/>
+        </w:r>
+      </w:hyperlink>
+    </w:p>
+    <w:p>
+      <w:pPr>
+        <w:pStyle w:val="TOC3"/>
+        <w:tabs>
+          <w:tab w:val="right" w:leader="dot" w:pos="8630"/>
+        </w:tabs>
+        <w:rPr>
+          <w:noProof/>
+        </w:rPr>
+      </w:pPr>
+      <w:hyperlink w:anchor="_Toc228193534" w:history="1">
+        <w:r>
+          <w:rPr>
+            <w:rStyle w:val="Hyperlink"/>
+            <w:noProof/>
+          </w:rPr>
+          <w:t>I. Configuration Object (Recommended)</w:t>
+        </w:r>
+        <w:r>
+          <w:rPr>
+            <w:noProof/>
+            <w:webHidden/>
+          </w:rPr>
+          <w:tab/>
+        </w:r>
+        <w:r>
+          <w:rPr>
+            <w:noProof/>
+            <w:webHidden/>
+          </w:rPr>
+          <w:fldChar w:fldCharType="begin"/>
+        </w:r>
+        <w:r>
+          <w:rPr>
+            <w:noProof/>
+            <w:webHidden/>
+          </w:rPr>
+          <w:instrText xml:space="preserve"> PAGEREF _Toc228193534 \h </w:instrText>
+        </w:r>
+        <w:r>
+          <w:rPr>
+            <w:noProof/>
+            <w:webHidden/>
+          </w:rPr>
+        </w:r>
+        <w:r>
+          <w:rPr>
+            <w:noProof/>
+            <w:webHidden/>
+          </w:rPr>
+          <w:fldChar w:fldCharType="separate"/>
+        </w:r>
+        <w:r>
+          <w:rPr>
+            <w:noProof/>
+            <w:webHidden/>
+          </w:rPr>
+          <w:t>17</w:t>
+        </w:r>
+        <w:r>
+          <w:rPr>
+            <w:noProof/>
+            <w:webHidden/>
+          </w:rPr>
+          <w:fldChar w:fldCharType="end"/>
+        </w:r>
+      </w:hyperlink>
+    </w:p>
+    <w:p>
+      <w:pPr>
+        <w:pStyle w:val="TOC3"/>
+        <w:tabs>
+          <w:tab w:val="right" w:leader="dot" w:pos="8630"/>
+        </w:tabs>
+        <w:rPr>
+          <w:noProof/>
+        </w:rPr>
+      </w:pPr>
+      <w:hyperlink w:anchor="_Toc228193535" w:history="1">
+        <w:r>
+          <w:rPr>
+            <w:rStyle w:val="Hyperlink"/>
+            <w:noProof/>
+          </w:rPr>
+          <w:t>J. Adoption Guideline</w:t>
+        </w:r>
+        <w:r>
+          <w:rPr>
+            <w:noProof/>
+            <w:webHidden/>
+          </w:rPr>
+          <w:tab/>
+        </w:r>
+        <w:r>
+          <w:rPr>
+            <w:noProof/>
+            <w:webHidden/>
+          </w:rPr>
+          <w:fldChar w:fldCharType="begin"/>
+        </w:r>
+        <w:r>
+          <w:rPr>
+            <w:noProof/>
+            <w:webHidden/>
+          </w:rPr>
+          <w:instrText xml:space="preserve"> PAGEREF _Toc228193535 \h </w:instrText>
+        </w:r>
+        <w:r>
+          <w:rPr>
+            <w:noProof/>
+            <w:webHidden/>
+          </w:rPr>
+        </w:r>
+        <w:r>
+          <w:rPr>
+            <w:noProof/>
+            <w:webHidden/>
+          </w:rPr>
+          <w:fldChar w:fldCharType="separate"/>
+        </w:r>
+        <w:r>
+          <w:rPr>
+            <w:noProof/>
+            <w:webHidden/>
+          </w:rPr>
+          <w:t>17</w:t>
+        </w:r>
+        <w:r>
+          <w:rPr>
+            <w:noProof/>
+            <w:webHidden/>
+          </w:rPr>
+          <w:fldChar w:fldCharType="end"/>
+        </w:r>
+      </w:hyperlink>
+    </w:p>
+    <w:p>
+      <w:pPr>
+        <w:pStyle w:val="TOC2"/>
+        <w:tabs>
+          <w:tab w:val="right" w:leader="dot" w:pos="8630"/>
+        </w:tabs>
+        <w:rPr>
+          <w:noProof/>
+        </w:rPr>
+      </w:pPr>
+      <w:hyperlink w:anchor="_Toc228193536" w:history="1">
+        <w:r>
+          <w:rPr>
+            <w:rStyle w:val="Hyperlink"/>
+            <w:noProof/>
+          </w:rPr>
+          <w:t>14) v1 MVP SDK Contract (Launch-Safe Minimum)</w:t>
+        </w:r>
+        <w:r>
+          <w:rPr>
+            <w:noProof/>
+            <w:webHidden/>
+          </w:rPr>
+          <w:tab/>
+        </w:r>
+        <w:r>
+          <w:rPr>
+            <w:noProof/>
+            <w:webHidden/>
+          </w:rPr>
+          <w:fldChar w:fldCharType="begin"/>
+        </w:r>
+        <w:r>
+          <w:rPr>
+            <w:noProof/>
+            <w:webHidden/>
+          </w:rPr>
+          <w:instrText xml:space="preserve"> PAGEREF _Toc228193536 \h </w:instrText>
+        </w:r>
+        <w:r>
+          <w:rPr>
+            <w:noProof/>
+            <w:webHidden/>
+          </w:rPr>
+        </w:r>
+        <w:r>
+          <w:rPr>
+            <w:noProof/>
+            <w:webHidden/>
+          </w:rPr>
+          <w:fldChar w:fldCharType="separate"/>
+        </w:r>
+        <w:r>
+          <w:rPr>
+            <w:noProof/>
+            <w:webHidden/>
+          </w:rPr>
+          <w:t>17</w:t>
+        </w:r>
+        <w:r>
+          <w:rPr>
+            <w:noProof/>
+            <w:webHidden/>
+          </w:rPr>
+          <w:fldChar w:fldCharType="end"/>
+        </w:r>
+      </w:hyperlink>
+    </w:p>
+    <w:p>
+      <w:pPr>
+        <w:pStyle w:val="TOC3"/>
+        <w:tabs>
+          <w:tab w:val="right" w:leader="dot" w:pos="8630"/>
+        </w:tabs>
+        <w:rPr>
+          <w:noProof/>
+        </w:rPr>
+      </w:pPr>
+      <w:hyperlink w:anchor="_Toc228193537" w:history="1">
+        <w:r>
+          <w:rPr>
+            <w:rStyle w:val="Hyperlink"/>
+            <w:noProof/>
+          </w:rPr>
+          <w:t>A. Objective</w:t>
+        </w:r>
+        <w:r>
+          <w:rPr>
+            <w:noProof/>
+            <w:webHidden/>
+          </w:rPr>
+          <w:tab/>
+        </w:r>
+        <w:r>
+          <w:rPr>
+            <w:noProof/>
+            <w:webHidden/>
+          </w:rPr>
+          <w:fldChar w:fldCharType="begin"/>
+        </w:r>
+        <w:r>
+          <w:rPr>
+            <w:noProof/>
+            <w:webHidden/>
+          </w:rPr>
+          <w:instrText xml:space="preserve"> PAGEREF _Toc228193537 \h </w:instrText>
+        </w:r>
+        <w:r>
+          <w:rPr>
+            <w:noProof/>
+            <w:webHidden/>
+          </w:rPr>
+        </w:r>
+        <w:r>
+          <w:rPr>
+            <w:noProof/>
+            <w:webHidden/>
+          </w:rPr>
+          <w:fldChar w:fldCharType="separate"/>
+        </w:r>
+        <w:r>
+          <w:rPr>
+            <w:noProof/>
+            <w:webHidden/>
+          </w:rPr>
+          <w:t>17</w:t>
+        </w:r>
+        <w:r>
+          <w:rPr>
+            <w:noProof/>
+            <w:webHidden/>
+          </w:rPr>
+          <w:fldChar w:fldCharType="end"/>
+        </w:r>
+      </w:hyperlink>
+    </w:p>
+    <w:p>
+      <w:pPr>
+        <w:pStyle w:val="TOC3"/>
+        <w:tabs>
+          <w:tab w:val="right" w:leader="dot" w:pos="8630"/>
+        </w:tabs>
+        <w:rPr>
+          <w:noProof/>
+        </w:rPr>
+      </w:pPr>
+      <w:hyperlink w:anchor="_Toc228193538" w:history="1">
+        <w:r>
+          <w:rPr>
+            <w:rStyle w:val="Hyperlink"/>
+            <w:noProof/>
+          </w:rPr>
+          <w:t>B. Required v1 Initialization Contract</w:t>
+        </w:r>
+        <w:r>
+          <w:rPr>
+            <w:noProof/>
+            <w:webHidden/>
+          </w:rPr>
+          <w:tab/>
+        </w:r>
+        <w:r>
+          <w:rPr>
+            <w:noProof/>
+            <w:webHidden/>
+          </w:rPr>
+          <w:fldChar w:fldCharType="begin"/>
+        </w:r>
+        <w:r>
+          <w:rPr>
+            <w:noProof/>
+            <w:webHidden/>
+          </w:rPr>
+          <w:instrText xml:space="preserve"> PAGEREF _Toc228193538 \h </w:instrText>
+        </w:r>
+        <w:r>
+          <w:rPr>
+            <w:noProof/>
+            <w:webHidden/>
+          </w:rPr>
+        </w:r>
+        <w:r>
+          <w:rPr>
+            <w:noProof/>
+            <w:webHidden/>
+          </w:rPr>
+          <w:fldChar w:fldCharType="separate"/>
+        </w:r>
+        <w:r>
+          <w:rPr>
+            <w:noProof/>
+            <w:webHidden/>
+          </w:rPr>
+          <w:t>18</w:t>
+        </w:r>
+        <w:r>
+          <w:rPr>
+            <w:noProof/>
+            <w:webHidden/>
+          </w:rPr>
+          <w:fldChar w:fldCharType="end"/>
+        </w:r>
+      </w:hyperlink>
+    </w:p>
+    <w:p>
+      <w:pPr>
+        <w:pStyle w:val="TOC3"/>
+        <w:tabs>
+          <w:tab w:val="right" w:leader="dot" w:pos="8630"/>
+        </w:tabs>
+        <w:rPr>
+          <w:noProof/>
+        </w:rPr>
+      </w:pPr>
+      <w:hyperlink w:anchor="_Toc228193539" w:history="1">
+        <w:r>
+          <w:rPr>
+            <w:rStyle w:val="Hyperlink"/>
+            <w:noProof/>
+          </w:rPr>
+          <w:t>C. Required v1 Calling Contract</w:t>
+        </w:r>
+        <w:r>
+          <w:rPr>
+            <w:noProof/>
+            <w:webHidden/>
+          </w:rPr>
+          <w:tab/>
+        </w:r>
+        <w:r>
+          <w:rPr>
+            <w:noProof/>
+            <w:webHidden/>
+          </w:rPr>
+          <w:fldChar w:fldCharType="begin"/>
+        </w:r>
+        <w:r>
+          <w:rPr>
+            <w:noProof/>
+            <w:webHidden/>
+          </w:rPr>
+          <w:instrText xml:space="preserve"> PAGEREF _Toc228193539 \h </w:instrText>
+        </w:r>
+        <w:r>
+          <w:rPr>
+            <w:noProof/>
+            <w:webHidden/>
+          </w:rPr>
+        </w:r>
+        <w:r>
+          <w:rPr>
+            <w:noProof/>
+            <w:webHidden/>
+          </w:rPr>
+          <w:fldChar w:fldCharType="separate"/>
+        </w:r>
+        <w:r>
+          <w:rPr>
+            <w:noProof/>
+            <w:webHidden/>
+          </w:rPr>
+          <w:t>18</w:t>
+        </w:r>
+        <w:r>
+          <w:rPr>
+            <w:noProof/>
+            <w:webHidden/>
+          </w:rPr>
+          <w:fldChar w:fldCharType="end"/>
+        </w:r>
+      </w:hyperlink>
+    </w:p>
+    <w:p>
+      <w:pPr>
+        <w:pStyle w:val="TOC3"/>
+        <w:tabs>
+          <w:tab w:val="right" w:leader="dot" w:pos="8630"/>
+        </w:tabs>
+        <w:rPr>
+          <w:noProof/>
+        </w:rPr>
+      </w:pPr>
+      <w:hyperlink w:anchor="_Toc228193540" w:history="1">
+        <w:r>
+          <w:rPr>
+            <w:rStyle w:val="Hyperlink"/>
+            <w:noProof/>
+          </w:rPr>
+          <w:t>D. Required v1 Messaging Contract</w:t>
+        </w:r>
+        <w:r>
+          <w:rPr>
+            <w:noProof/>
+            <w:webHidden/>
+          </w:rPr>
+          <w:tab/>
+        </w:r>
+        <w:r>
+          <w:rPr>
+            <w:noProof/>
+            <w:webHidden/>
+          </w:rPr>
+          <w:fldChar w:fldCharType="begin"/>
+        </w:r>
+        <w:r>
+          <w:rPr>
+            <w:noProof/>
+            <w:webHidden/>
+          </w:rPr>
+          <w:instrText xml:space="preserve"> PAGEREF _Toc228193540 \h </w:instrText>
+        </w:r>
+        <w:r>
+          <w:rPr>
+            <w:noProof/>
+            <w:webHidden/>
+          </w:rPr>
+        </w:r>
+        <w:r>
+          <w:rPr>
+            <w:noProof/>
+            <w:webHidden/>
+          </w:rPr>
+          <w:fldChar w:fldCharType="separate"/>
+        </w:r>
+        <w:r>
+          <w:rPr>
+            <w:noProof/>
+            <w:webHidden/>
+          </w:rPr>
+          <w:t>18</w:t>
+        </w:r>
+        <w:r>
+          <w:rPr>
+            <w:noProof/>
+            <w:webHidden/>
+          </w:rPr>
+          <w:fldChar w:fldCharType="end"/>
+        </w:r>
+      </w:hyperlink>
+    </w:p>
+    <w:p>
+      <w:pPr>
+        <w:pStyle w:val="TOC3"/>
+        <w:tabs>
+          <w:tab w:val="right" w:leader="dot" w:pos="8630"/>
+        </w:tabs>
+        <w:rPr>
+          <w:noProof/>
+        </w:rPr>
+      </w:pPr>
+      <w:hyperlink w:anchor="_Toc228193541" w:history="1">
+        <w:r>
+          <w:rPr>
+            <w:rStyle w:val="Hyperlink"/>
+            <w:noProof/>
+          </w:rPr>
+          <w:t>E. Optional in v1 (Feature Flag Based)</w:t>
+        </w:r>
+        <w:r>
+          <w:rPr>
+            <w:noProof/>
+            <w:webHidden/>
+          </w:rPr>
+          <w:tab/>
+        </w:r>
+        <w:r>
+          <w:rPr>
+            <w:noProof/>
+            <w:webHidden/>
+          </w:rPr>
+          <w:fldChar w:fldCharType="begin"/>
+        </w:r>
+        <w:r>
+          <w:rPr>
+            <w:noProof/>
+            <w:webHidden/>
+          </w:rPr>
+          <w:instrText xml:space="preserve"> PAGEREF _Toc228193541 \h </w:instrText>
+        </w:r>
+        <w:r>
+          <w:rPr>
+            <w:noProof/>
+            <w:webHidden/>
+          </w:rPr>
+        </w:r>
+        <w:r>
+          <w:rPr>
+            <w:noProof/>
+            <w:webHidden/>
+          </w:rPr>
+          <w:fldChar w:fldCharType="separate"/>
+        </w:r>
+        <w:r>
+          <w:rPr>
+            <w:noProof/>
+            <w:webHidden/>
+          </w:rPr>
+          <w:t>19</w:t>
+        </w:r>
+        <w:r>
+          <w:rPr>
+            <w:noProof/>
+            <w:webHidden/>
+          </w:rPr>
+          <w:fldChar w:fldCharType="end"/>
+        </w:r>
+      </w:hyperlink>
+    </w:p>
+    <w:p>
+      <w:pPr>
+        <w:pStyle w:val="TOC3"/>
+        <w:tabs>
+          <w:tab w:val="right" w:leader="dot" w:pos="8630"/>
+        </w:tabs>
+        <w:rPr>
+          <w:noProof/>
+        </w:rPr>
+      </w:pPr>
+      <w:hyperlink w:anchor="_Toc228193542" w:history="1">
+        <w:r>
+          <w:rPr>
+            <w:rStyle w:val="Hyperlink"/>
+            <w:noProof/>
+          </w:rPr>
+          <w:t>F. Required v1 Events</w:t>
+        </w:r>
+        <w:r>
+          <w:rPr>
+            <w:noProof/>
+            <w:webHidden/>
+          </w:rPr>
+          <w:tab/>
+        </w:r>
+        <w:r>
+          <w:rPr>
+            <w:noProof/>
+            <w:webHidden/>
+          </w:rPr>
+          <w:fldChar w:fldCharType="begin"/>
+        </w:r>
+        <w:r>
+          <w:rPr>
+            <w:noProof/>
+            <w:webHidden/>
+          </w:rPr>
+          <w:instrText xml:space="preserve"> PAGEREF _Toc228193542 \h </w:instrText>
+        </w:r>
+        <w:r>
+          <w:rPr>
+            <w:noProof/>
+            <w:webHidden/>
+          </w:rPr>
+        </w:r>
+        <w:r>
+          <w:rPr>
+            <w:noProof/>
+            <w:webHidden/>
+          </w:rPr>
+          <w:fldChar w:fldCharType="separate"/>
+        </w:r>
+        <w:r>
+          <w:rPr>
+            <w:noProof/>
+            <w:webHidden/>
+          </w:rPr>
+          <w:t>19</w:t>
+        </w:r>
+        <w:r>
+          <w:rPr>
+            <w:noProof/>
+            <w:webHidden/>
+          </w:rPr>
+          <w:fldChar w:fldCharType="end"/>
+        </w:r>
+      </w:hyperlink>
+    </w:p>
+    <w:p>
+      <w:pPr>
+        <w:pStyle w:val="TOC3"/>
+        <w:tabs>
+          <w:tab w:val="right" w:leader="dot" w:pos="8630"/>
+        </w:tabs>
+        <w:rPr>
+          <w:noProof/>
+        </w:rPr>
+      </w:pPr>
+      <w:hyperlink w:anchor="_Toc228193543" w:history="1">
+        <w:r>
+          <w:rPr>
+            <w:rStyle w:val="Hyperlink"/>
+            <w:noProof/>
+          </w:rPr>
+          <w:t>G. Required v1 Error Codes</w:t>
+        </w:r>
+        <w:r>
+          <w:rPr>
+            <w:noProof/>
+            <w:webHidden/>
+          </w:rPr>
+          <w:tab/>
+        </w:r>
+        <w:r>
+          <w:rPr>
+            <w:noProof/>
+            <w:webHidden/>
+          </w:rPr>
+          <w:fldChar w:fldCharType="begin"/>
+        </w:r>
+        <w:r>
+          <w:rPr>
+            <w:noProof/>
+            <w:webHidden/>
+          </w:rPr>
+          <w:instrText xml:space="preserve"> PAGEREF _Toc228193543 \h </w:instrText>
+        </w:r>
+        <w:r>
+          <w:rPr>
+            <w:noProof/>
+            <w:webHidden/>
+          </w:rPr>
+        </w:r>
+        <w:r>
+          <w:rPr>
+            <w:noProof/>
+            <w:webHidden/>
+          </w:rPr>
+          <w:fldChar w:fldCharType="separate"/>
+        </w:r>
+        <w:r>
+          <w:rPr>
+            <w:noProof/>
+            <w:webHidden/>
+          </w:rPr>
+          <w:t>19</w:t>
+        </w:r>
+        <w:r>
+          <w:rPr>
+            <w:noProof/>
+            <w:webHidden/>
+          </w:rPr>
+          <w:fldChar w:fldCharType="end"/>
+        </w:r>
+      </w:hyperlink>
+    </w:p>
+    <w:p>
+      <w:pPr>
+        <w:pStyle w:val="TOC3"/>
+        <w:tabs>
+          <w:tab w:val="right" w:leader="dot" w:pos="8630"/>
+        </w:tabs>
+        <w:rPr>
+          <w:noProof/>
+        </w:rPr>
+      </w:pPr>
+      <w:hyperlink w:anchor="_Toc228193544" w:history="1">
+        <w:r>
+          <w:rPr>
+            <w:rStyle w:val="Hyperlink"/>
+            <w:noProof/>
+          </w:rPr>
+          <w:t>H. v1 Launch Acceptance Criteria</w:t>
+        </w:r>
+        <w:r>
+          <w:rPr>
+            <w:noProof/>
+            <w:webHidden/>
+          </w:rPr>
+          <w:tab/>
+        </w:r>
+        <w:r>
+          <w:rPr>
+            <w:noProof/>
+            <w:webHidden/>
+          </w:rPr>
+          <w:fldChar w:fldCharType="begin"/>
+        </w:r>
+        <w:r>
+          <w:rPr>
+            <w:noProof/>
+            <w:webHidden/>
+          </w:rPr>
+          <w:instrText xml:space="preserve"> PAGEREF _Toc228193544 \h </w:instrText>
+        </w:r>
+        <w:r>
+          <w:rPr>
+            <w:noProof/>
+            <w:webHidden/>
+          </w:rPr>
+        </w:r>
+        <w:r>
+          <w:rPr>
+            <w:noProof/>
+            <w:webHidden/>
+          </w:rPr>
+          <w:fldChar w:fldCharType="separate"/>
+        </w:r>
+        <w:r>
+          <w:rPr>
+            <w:noProof/>
+            <w:webHidden/>
+          </w:rPr>
+          <w:t>19</w:t>
+        </w:r>
+        <w:r>
+          <w:rPr>
+            <w:noProof/>
+            <w:webHidden/>
+          </w:rPr>
+          <w:fldChar w:fldCharType="end"/>
+        </w:r>
+      </w:hyperlink>
+    </w:p>
+    <w:p>
       <w:r>
         <w:fldChar w:fldCharType="end"/>
       </w:r>
@@ -36,35 +4389,38 @@
       <w:pPr>
         <w:pStyle w:val="Heading1"/>
       </w:pPr>
+      <w:bookmarkStart w:id="2" w:name="_Toc228193482"/>
       <w:r>
         <w:lastRenderedPageBreak/>
         <w:t>Business Requirements Document (BRD)</w:t>
       </w:r>
+      <w:bookmarkEnd w:id="2"/>
     </w:p>
     <w:p>
       <w:pPr>
         <w:pStyle w:val="Heading1"/>
       </w:pPr>
+      <w:bookmarkStart w:id="3" w:name="_Toc228193483"/>
       <w:r>
         <w:t>Kasookoo Frontend SDK Communication Platform</w:t>
       </w:r>
+      <w:bookmarkEnd w:id="3"/>
     </w:p>
     <w:p/>
     <w:p>
       <w:pPr>
         <w:pStyle w:val="Heading2"/>
       </w:pPr>
+      <w:bookmarkStart w:id="4" w:name="_Toc228193484"/>
       <w:r>
         <w:t>1) Purpose</w:t>
       </w:r>
+      <w:bookmarkEnd w:id="4"/>
     </w:p>
     <w:p/>
     <w:p>
       <w:r>
-        <w:t xml:space="preserve">This project provides a shared backend platform that </w:t>
-      </w:r>
-      <w:r>
-        <w:t>enables frontend applications to offer:</w:t>
+        <w:t>This project provides a shared backend platform that enables frontend applications to offer:</w:t>
       </w:r>
     </w:p>
     <w:p/>
@@ -103,10 +4459,7 @@
     <w:p/>
     <w:p>
       <w:r>
-        <w:t>The platform is **multi-tenant**, meaning multiple clien</w:t>
-      </w:r>
-      <w:r>
-        <w:t>t organizations can use the same system while keeping their data and settings separated.</w:t>
+        <w:t>The platform is **multi-tenant**, meaning multiple client organizations can use the same system while keeping their data and settings separated.</w:t>
       </w:r>
     </w:p>
     <w:p/>
@@ -114,9 +4467,11 @@
       <w:pPr>
         <w:pStyle w:val="Heading2"/>
       </w:pPr>
+      <w:bookmarkStart w:id="5" w:name="_Toc228193485"/>
       <w:r>
         <w:t>2) Business Objectives</w:t>
       </w:r>
+      <w:bookmarkEnd w:id="5"/>
     </w:p>
     <w:p/>
     <w:p>
@@ -140,10 +4495,7 @@
         <w:pStyle w:val="ListBullet"/>
       </w:pPr>
       <w:r>
-        <w:t>Support both internet calling</w:t>
-      </w:r>
-      <w:r>
-        <w:t xml:space="preserve"> and phone network integration.</w:t>
+        <w:t>Support both internet calling and phone network integration.</w:t>
       </w:r>
     </w:p>
     <w:p>
@@ -167,9 +4519,11 @@
       <w:pPr>
         <w:pStyle w:val="Heading2"/>
       </w:pPr>
+      <w:bookmarkStart w:id="6" w:name="_Toc228193486"/>
       <w:r>
         <w:t>3) Stakeholders</w:t>
       </w:r>
+      <w:bookmarkEnd w:id="6"/>
     </w:p>
     <w:p/>
     <w:p>
@@ -217,19 +4571,23 @@
       <w:pPr>
         <w:pStyle w:val="Heading2"/>
       </w:pPr>
+      <w:bookmarkStart w:id="7" w:name="_Toc228193487"/>
       <w:r>
         <w:lastRenderedPageBreak/>
         <w:t>4) Scope</w:t>
       </w:r>
+      <w:bookmarkEnd w:id="7"/>
     </w:p>
     <w:p/>
     <w:p>
       <w:pPr>
         <w:pStyle w:val="Heading3"/>
       </w:pPr>
+      <w:bookmarkStart w:id="8" w:name="_Toc228193488"/>
       <w:r>
         <w:t>In Scope</w:t>
       </w:r>
+      <w:bookmarkEnd w:id="8"/>
     </w:p>
     <w:p/>
     <w:p>
@@ -261,10 +4619,7 @@
         <w:pStyle w:val="ListBullet"/>
       </w:pPr>
       <w:r>
-        <w:t>WebRTC-to-SIP cal</w:t>
-      </w:r>
-      <w:r>
-        <w:t>ling</w:t>
+        <w:t>WebRTC-to-SIP calling</w:t>
       </w:r>
     </w:p>
     <w:p>
@@ -296,9 +4651,11 @@
       <w:pPr>
         <w:pStyle w:val="Heading3"/>
       </w:pPr>
+      <w:bookmarkStart w:id="9" w:name="_Toc228193489"/>
       <w:r>
         <w:t>Out of Scope</w:t>
       </w:r>
+      <w:bookmarkEnd w:id="9"/>
     </w:p>
     <w:p/>
     <w:p>
@@ -314,10 +4671,7 @@
         <w:pStyle w:val="ListBullet"/>
       </w:pPr>
       <w:r>
-        <w:t>CRM workflows not related to communication ev</w:t>
-      </w:r>
-      <w:r>
-        <w:t>ents</w:t>
+        <w:t>CRM workflows not related to communication events</w:t>
       </w:r>
     </w:p>
     <w:p>
@@ -341,18 +4695,22 @@
       <w:pPr>
         <w:pStyle w:val="Heading2"/>
       </w:pPr>
+      <w:bookmarkStart w:id="10" w:name="_Toc228193490"/>
       <w:r>
         <w:t>5) Functional Requirements</w:t>
       </w:r>
+      <w:bookmarkEnd w:id="10"/>
     </w:p>
     <w:p/>
     <w:p>
       <w:pPr>
         <w:pStyle w:val="Heading3"/>
       </w:pPr>
+      <w:bookmarkStart w:id="11" w:name="_Toc228193491"/>
       <w:r>
         <w:t>A. Multi-Tenant Management</w:t>
       </w:r>
+      <w:bookmarkEnd w:id="11"/>
     </w:p>
     <w:p/>
     <w:p>
@@ -360,10 +4718,7 @@
         <w:pStyle w:val="ListBullet"/>
       </w:pPr>
       <w:r>
-        <w:t xml:space="preserve">The system must support multiple organizations on one shared </w:t>
-      </w:r>
-      <w:r>
-        <w:t>platform.</w:t>
+        <w:t>The system must support multiple organizations on one shared platform.</w:t>
       </w:r>
     </w:p>
     <w:p>
@@ -387,9 +4742,11 @@
       <w:pPr>
         <w:pStyle w:val="Heading3"/>
       </w:pPr>
+      <w:bookmarkStart w:id="12" w:name="_Toc228193492"/>
       <w:r>
         <w:t>B. SDK Access and Session Control</w:t>
       </w:r>
+      <w:bookmarkEnd w:id="12"/>
     </w:p>
     <w:p/>
     <w:p>
@@ -397,10 +4754,7 @@
         <w:pStyle w:val="ListBullet"/>
       </w:pPr>
       <w:r>
-        <w:t xml:space="preserve">Frontend SDK access must use backend-issued </w:t>
-      </w:r>
-      <w:r>
-        <w:t>short-lived sessions/tokens.</w:t>
+        <w:t>Frontend SDK access must use backend-issued short-lived sessions/tokens.</w:t>
       </w:r>
     </w:p>
     <w:p>
@@ -424,10 +4778,12 @@
       <w:pPr>
         <w:pStyle w:val="Heading3"/>
       </w:pPr>
+      <w:bookmarkStart w:id="13" w:name="_Toc228193493"/>
       <w:r>
         <w:lastRenderedPageBreak/>
         <w:t>C. WebRTC to WebRTC Calling</w:t>
       </w:r>
+      <w:bookmarkEnd w:id="13"/>
     </w:p>
     <w:p/>
     <w:p>
@@ -435,18 +4791,21 @@
         <w:pStyle w:val="ListBullet"/>
       </w:pPr>
       <w:r>
-        <w:t>Users must be able to initiate and receive in-app audio/video calls.</w:t>
-      </w:r>
-    </w:p>
-    <w:p>
-      <w:pPr>
-        <w:pStyle w:val="ListBullet"/>
-      </w:pPr>
-      <w:r>
-        <w:t xml:space="preserve">The </w:t>
-      </w:r>
-      <w:r>
-        <w:t>system must track call lifecycle states (initiated, ringing, connected, ended, rejected).</w:t>
+        <w:t>Users must be able to initiate and receive in-app audio</w:t>
+      </w:r>
+      <w:r>
+        <w:t xml:space="preserve"> </w:t>
+      </w:r>
+      <w:r>
+        <w:t>calls.</w:t>
+      </w:r>
+    </w:p>
+    <w:p>
+      <w:pPr>
+        <w:pStyle w:val="ListBullet"/>
+      </w:pPr>
+      <w:r>
+        <w:t>The system must track call lifecycle states (initiated, ringing, connected, ended, rejected).</w:t>
       </w:r>
     </w:p>
     <w:p>
@@ -470,10 +4829,7 @@
         <w:pStyle w:val="ListBullet"/>
       </w:pPr>
       <w:r>
-        <w:t>Optional call recording should be supported where enabled</w:t>
-      </w:r>
-      <w:r>
-        <w:t>.</w:t>
+        <w:t>Optional call recording should be supported where enabled.</w:t>
       </w:r>
     </w:p>
     <w:p/>
@@ -481,9 +4837,11 @@
       <w:pPr>
         <w:pStyle w:val="Heading3"/>
       </w:pPr>
+      <w:bookmarkStart w:id="14" w:name="_Toc228193494"/>
       <w:r>
         <w:t>D. WebRTC to SIP Calling</w:t>
       </w:r>
+      <w:bookmarkEnd w:id="14"/>
     </w:p>
     <w:p/>
     <w:p>
@@ -515,10 +4873,7 @@
         <w:pStyle w:val="ListBullet"/>
       </w:pPr>
       <w:r>
-        <w:t xml:space="preserve">Inbound SIP call mapping/routing should support </w:t>
-      </w:r>
-      <w:r>
-        <w:t>tenant-defined user association.</w:t>
+        <w:t>Inbound SIP call mapping/routing should support tenant-defined user association.</w:t>
       </w:r>
     </w:p>
     <w:p/>
@@ -526,9 +4881,11 @@
       <w:pPr>
         <w:pStyle w:val="Heading3"/>
       </w:pPr>
+      <w:bookmarkStart w:id="15" w:name="_Toc228193495"/>
       <w:r>
         <w:t>E. Instant Messaging</w:t>
       </w:r>
+      <w:bookmarkEnd w:id="15"/>
     </w:p>
     <w:p/>
     <w:p>
@@ -552,10 +4909,7 @@
         <w:pStyle w:val="ListBullet"/>
       </w:pPr>
       <w:r>
-        <w:t xml:space="preserve">Conversation listing, unread counts, and read-state updates must be </w:t>
-      </w:r>
-      <w:r>
-        <w:t>supported.</w:t>
+        <w:t>Conversation listing, unread counts, and read-state updates must be supported.</w:t>
       </w:r>
     </w:p>
     <w:p>
@@ -571,9 +4925,11 @@
       <w:pPr>
         <w:pStyle w:val="Heading3"/>
       </w:pPr>
+      <w:bookmarkStart w:id="16" w:name="_Toc228193496"/>
       <w:r>
         <w:t>F. Push Notifications (Firebase)</w:t>
       </w:r>
+      <w:bookmarkEnd w:id="16"/>
     </w:p>
     <w:p/>
     <w:p>
@@ -605,10 +4961,7 @@
         <w:pStyle w:val="ListBullet"/>
       </w:pPr>
       <w:r>
-        <w:t>call ended/rejected/missed ev</w:t>
-      </w:r>
-      <w:r>
-        <w:t>ents</w:t>
+        <w:t>call ended/rejected/missed events</w:t>
       </w:r>
     </w:p>
     <w:p>
@@ -632,10 +4985,12 @@
       <w:pPr>
         <w:pStyle w:val="Heading3"/>
       </w:pPr>
+      <w:bookmarkStart w:id="17" w:name="_Toc228193497"/>
       <w:r>
         <w:lastRenderedPageBreak/>
         <w:t>G. Reporting and Operational Visibility</w:t>
       </w:r>
+      <w:bookmarkEnd w:id="17"/>
     </w:p>
     <w:p/>
     <w:p>
@@ -651,10 +5006,7 @@
         <w:pStyle w:val="ListBullet"/>
       </w:pPr>
       <w:r>
-        <w:t>Admin-faci</w:t>
-      </w:r>
-      <w:r>
-        <w:t>ng visibility should support monitoring and support operations.</w:t>
+        <w:t>Admin-facing visibility should support monitoring and support operations.</w:t>
       </w:r>
     </w:p>
     <w:p/>
@@ -662,18 +5014,22 @@
       <w:pPr>
         <w:pStyle w:val="Heading2"/>
       </w:pPr>
+      <w:bookmarkStart w:id="18" w:name="_Toc228193498"/>
       <w:r>
         <w:t>6) SDK Configuration Requirements</w:t>
       </w:r>
+      <w:bookmarkEnd w:id="18"/>
     </w:p>
     <w:p/>
     <w:p>
       <w:pPr>
         <w:pStyle w:val="Heading3"/>
       </w:pPr>
+      <w:bookmarkStart w:id="19" w:name="_Toc228193499"/>
       <w:r>
         <w:t>A. Tenant Configuration</w:t>
       </w:r>
+      <w:bookmarkEnd w:id="19"/>
     </w:p>
     <w:p/>
     <w:p>
@@ -697,12 +5053,11 @@
       <w:pPr>
         <w:pStyle w:val="Heading3"/>
       </w:pPr>
-      <w:r>
-        <w:t>B.</w:t>
-      </w:r>
-      <w:r>
-        <w:t xml:space="preserve"> Security Configuration</w:t>
-      </w:r>
+      <w:bookmarkStart w:id="20" w:name="_Toc228193500"/>
+      <w:r>
+        <w:t>B. Security Configuration</w:t>
+      </w:r>
+      <w:bookmarkEnd w:id="20"/>
     </w:p>
     <w:p/>
     <w:p>
@@ -726,9 +5081,11 @@
       <w:pPr>
         <w:pStyle w:val="Heading3"/>
       </w:pPr>
+      <w:bookmarkStart w:id="21" w:name="_Toc228193501"/>
       <w:r>
         <w:t>C. LiveKit Configuration</w:t>
       </w:r>
+      <w:bookmarkEnd w:id="21"/>
     </w:p>
     <w:p/>
     <w:p>
@@ -736,10 +5093,7 @@
         <w:pStyle w:val="ListBullet"/>
       </w:pPr>
       <w:r>
-        <w:t>LiveKit endpoint and credentials must</w:t>
-      </w:r>
-      <w:r>
-        <w:t xml:space="preserve"> be configured.</w:t>
+        <w:t>LiveKit endpoint and credentials must be configured.</w:t>
       </w:r>
     </w:p>
     <w:p>
@@ -755,9 +5109,11 @@
       <w:pPr>
         <w:pStyle w:val="Heading3"/>
       </w:pPr>
+      <w:bookmarkStart w:id="22" w:name="_Toc228193502"/>
       <w:r>
         <w:t>D. SIP Configuration</w:t>
       </w:r>
+      <w:bookmarkEnd w:id="22"/>
     </w:p>
     <w:p/>
     <w:p>
@@ -773,10 +5129,7 @@
         <w:pStyle w:val="ListBullet"/>
       </w:pPr>
       <w:r>
-        <w:t>Routing behavior for PSTN/SIP calls must align with tenan</w:t>
-      </w:r>
-      <w:r>
-        <w:t>t setup.</w:t>
+        <w:t>Routing behavior for PSTN/SIP calls must align with tenant setup.</w:t>
       </w:r>
     </w:p>
     <w:p/>
@@ -784,9 +5137,11 @@
       <w:pPr>
         <w:pStyle w:val="Heading3"/>
       </w:pPr>
+      <w:bookmarkStart w:id="23" w:name="_Toc228193503"/>
       <w:r>
         <w:t>E. Firebase Configuration</w:t>
       </w:r>
+      <w:bookmarkEnd w:id="23"/>
     </w:p>
     <w:p/>
     <w:p>
@@ -810,9 +5165,11 @@
       <w:pPr>
         <w:pStyle w:val="Heading3"/>
       </w:pPr>
+      <w:bookmarkStart w:id="24" w:name="_Toc228193504"/>
       <w:r>
         <w:t>F. Data Configuration</w:t>
       </w:r>
+      <w:bookmarkEnd w:id="24"/>
     </w:p>
     <w:p/>
     <w:p>
@@ -828,10 +5185,7 @@
         <w:pStyle w:val="ListBullet"/>
       </w:pPr>
       <w:r>
-        <w:t>Opt</w:t>
-      </w:r>
-      <w:r>
-        <w:t>ional recording storage configuration (e.g., S3) must be supported where recording is enabled.</w:t>
+        <w:t>Optional recording storage configuration (e.g., S3) must be supported where recording is enabled.</w:t>
       </w:r>
     </w:p>
     <w:p/>
@@ -839,18 +5193,22 @@
       <w:pPr>
         <w:pStyle w:val="Heading2"/>
       </w:pPr>
+      <w:bookmarkStart w:id="25" w:name="_Toc228193505"/>
       <w:r>
         <w:t>7) Key User Journeys</w:t>
       </w:r>
+      <w:bookmarkEnd w:id="25"/>
     </w:p>
     <w:p/>
     <w:p>
       <w:pPr>
         <w:pStyle w:val="Heading3"/>
       </w:pPr>
+      <w:bookmarkStart w:id="26" w:name="_Toc228193506"/>
       <w:r>
         <w:t>End User Journey: App-to-App Calling</w:t>
       </w:r>
+      <w:bookmarkEnd w:id="26"/>
     </w:p>
     <w:p/>
     <w:p>
@@ -898,9 +5256,11 @@
       <w:pPr>
         <w:pStyle w:val="Heading3"/>
       </w:pPr>
+      <w:bookmarkStart w:id="27" w:name="_Toc228193507"/>
       <w:r>
         <w:t>End User Journey: App-to-Phone Calling</w:t>
       </w:r>
+      <w:bookmarkEnd w:id="27"/>
     </w:p>
     <w:p/>
     <w:p>
@@ -924,10 +5284,7 @@
         <w:pStyle w:val="ListNumber"/>
       </w:pPr>
       <w:r>
-        <w:t xml:space="preserve">User ends call; call status and </w:t>
-      </w:r>
-      <w:r>
-        <w:t>records update.</w:t>
+        <w:t>User ends call; call status and records update.</w:t>
       </w:r>
     </w:p>
     <w:p/>
@@ -935,9 +5292,11 @@
       <w:pPr>
         <w:pStyle w:val="Heading3"/>
       </w:pPr>
+      <w:bookmarkStart w:id="28" w:name="_Toc228193508"/>
       <w:r>
         <w:t>End User Journey: Messaging</w:t>
       </w:r>
+      <w:bookmarkEnd w:id="28"/>
     </w:p>
     <w:p/>
     <w:p>
@@ -977,9 +5336,11 @@
       <w:pPr>
         <w:pStyle w:val="Heading3"/>
       </w:pPr>
+      <w:bookmarkStart w:id="29" w:name="_Toc228193509"/>
       <w:r>
         <w:t>Admin Journey: Tenant Operations</w:t>
       </w:r>
+      <w:bookmarkEnd w:id="29"/>
     </w:p>
     <w:p/>
     <w:p>
@@ -987,10 +5348,7 @@
         <w:pStyle w:val="ListNumber"/>
       </w:pPr>
       <w:r>
-        <w:t xml:space="preserve">Admin sets </w:t>
-      </w:r>
-      <w:r>
-        <w:t>up organization and communication configuration.</w:t>
+        <w:t>Admin sets up organization and communication configuration.</w:t>
       </w:r>
     </w:p>
     <w:p>
@@ -1015,9 +5373,11 @@
       <w:pPr>
         <w:pStyle w:val="Heading2"/>
       </w:pPr>
+      <w:bookmarkStart w:id="30" w:name="_Toc228193510"/>
       <w:r>
         <w:t>8) Non-Functional Requirements (High-Level)</w:t>
       </w:r>
+      <w:bookmarkEnd w:id="30"/>
     </w:p>
     <w:p/>
     <w:p>
@@ -1025,10 +5385,7 @@
         <w:pStyle w:val="ListBullet"/>
       </w:pPr>
       <w:r>
-        <w:t>**Security:** tenant isolation, token-based ac</w:t>
-      </w:r>
-      <w:r>
-        <w:t>cess, controlled permissions.</w:t>
+        <w:t>**Security:** tenant isolation, token-based access, controlled permissions.</w:t>
       </w:r>
     </w:p>
     <w:p>
@@ -1052,10 +5409,7 @@
         <w:pStyle w:val="ListBullet"/>
       </w:pPr>
       <w:r>
-        <w:t>**Observability:** logs, call records, and monitorin</w:t>
-      </w:r>
-      <w:r>
-        <w:t>g visibility for support teams.</w:t>
+        <w:t>**Observability:** logs, call records, and monitoring visibility for support teams.</w:t>
       </w:r>
     </w:p>
     <w:p>
@@ -1071,9 +5425,11 @@
       <w:pPr>
         <w:pStyle w:val="Heading2"/>
       </w:pPr>
+      <w:bookmarkStart w:id="31" w:name="_Toc228193511"/>
       <w:r>
         <w:t>9) Dependencies</w:t>
       </w:r>
+      <w:bookmarkEnd w:id="31"/>
     </w:p>
     <w:p/>
     <w:p>
@@ -1105,10 +5461,7 @@
         <w:pStyle w:val="ListBullet"/>
       </w:pPr>
       <w:r>
-        <w:t>MongoDB</w:t>
-      </w:r>
-      <w:r>
-        <w:t xml:space="preserve"> persistence layer</w:t>
+        <w:t>MongoDB persistence layer</w:t>
       </w:r>
     </w:p>
     <w:p>
@@ -1124,9 +5477,11 @@
       <w:pPr>
         <w:pStyle w:val="Heading2"/>
       </w:pPr>
+      <w:bookmarkStart w:id="32" w:name="_Toc228193512"/>
       <w:r>
         <w:t>10) Assumptions</w:t>
       </w:r>
+      <w:bookmarkEnd w:id="32"/>
     </w:p>
     <w:p/>
     <w:p>
@@ -1150,10 +5505,7 @@
         <w:pStyle w:val="ListBullet"/>
       </w:pPr>
       <w:r>
-        <w:t>Push notifications are dependent</w:t>
-      </w:r>
-      <w:r>
-        <w:t xml:space="preserve"> on proper device registration and platform permissions.</w:t>
+        <w:t>Push notifications are dependent on proper device registration and platform permissions.</w:t>
       </w:r>
     </w:p>
     <w:p>
@@ -1169,9 +5521,11 @@
       <w:pPr>
         <w:pStyle w:val="Heading2"/>
       </w:pPr>
+      <w:bookmarkStart w:id="33" w:name="_Toc228193513"/>
       <w:r>
         <w:t>11) Success Criteria</w:t>
       </w:r>
+      <w:bookmarkEnd w:id="33"/>
     </w:p>
     <w:p/>
     <w:p>
@@ -1187,10 +5541,7 @@
         <w:pStyle w:val="ListBullet"/>
       </w:pPr>
       <w:r>
-        <w:t>Frontend teams can comple</w:t>
-      </w:r>
-      <w:r>
-        <w:t>te SDK integration and start call/message workflows.</w:t>
+        <w:t>Frontend teams can complete SDK integration and start call/message workflows.</w:t>
       </w:r>
     </w:p>
     <w:p>
@@ -1215,10 +5566,7 @@
       </w:pPr>
       <w:r>
         <w:lastRenderedPageBreak/>
-        <w:t>Admins can view tenant-level communication activity and opera</w:t>
-      </w:r>
-      <w:r>
-        <w:t>tional summaries.</w:t>
+        <w:t>Admins can view tenant-level communication activity and operational summaries.</w:t>
       </w:r>
     </w:p>
     <w:p/>
@@ -1226,18 +5574,22 @@
       <w:pPr>
         <w:pStyle w:val="Heading2"/>
       </w:pPr>
+      <w:bookmarkStart w:id="34" w:name="_Toc228193514"/>
       <w:r>
         <w:t>12) Frontend App SDK Overview (Clerk/Stripe Style)</w:t>
       </w:r>
+      <w:bookmarkEnd w:id="34"/>
     </w:p>
     <w:p/>
     <w:p>
       <w:pPr>
         <w:pStyle w:val="Heading3"/>
       </w:pPr>
+      <w:bookmarkStart w:id="35" w:name="_Toc228193515"/>
       <w:r>
         <w:t>A. Product Positioning</w:t>
       </w:r>
+      <w:bookmarkEnd w:id="35"/>
     </w:p>
     <w:p/>
     <w:p>
@@ -1253,10 +5605,7 @@
         <w:pStyle w:val="ListBullet"/>
       </w:pPr>
       <w:r>
-        <w:t xml:space="preserve">Frontend teams integrate a </w:t>
-      </w:r>
-      <w:r>
-        <w:t>simple SDK interface (initialize, identify user, call, message, listen to events) rather than manually orchestrating backend communication details.</w:t>
+        <w:t>Frontend teams integrate a simple SDK interface (initialize, identify user, call, message, listen to events) rather than manually orchestrating backend communication details.</w:t>
       </w:r>
     </w:p>
     <w:p>
@@ -1272,12 +5621,11 @@
       <w:pPr>
         <w:pStyle w:val="Heading3"/>
       </w:pPr>
-      <w:r>
-        <w:t>B. Frontend</w:t>
-      </w:r>
-      <w:r>
-        <w:t xml:space="preserve"> Developer Experience Goals</w:t>
-      </w:r>
+      <w:bookmarkStart w:id="36" w:name="_Toc228193516"/>
+      <w:r>
+        <w:t>B. Frontend Developer Experience Goals</w:t>
+      </w:r>
+      <w:bookmarkEnd w:id="36"/>
     </w:p>
     <w:p/>
     <w:p>
@@ -1309,10 +5657,7 @@
         <w:pStyle w:val="ListBullet"/>
       </w:pPr>
       <w:r>
-        <w:t>Event-driven hooks for UI state updat</w:t>
-      </w:r>
-      <w:r>
-        <w:t>es.</w:t>
+        <w:t>Event-driven hooks for UI state updates.</w:t>
       </w:r>
     </w:p>
     <w:p>
@@ -1328,9 +5673,11 @@
       <w:pPr>
         <w:pStyle w:val="Heading3"/>
       </w:pPr>
+      <w:bookmarkStart w:id="37" w:name="_Toc228193517"/>
       <w:r>
         <w:t>C. Required SDK Initialization Configuration</w:t>
       </w:r>
+      <w:bookmarkEnd w:id="37"/>
     </w:p>
     <w:p/>
     <w:p>
@@ -1400,13 +5747,12 @@
       <w:pPr>
         <w:pStyle w:val="Heading3"/>
       </w:pPr>
+      <w:bookmarkStart w:id="38" w:name="_Toc228193518"/>
       <w:r>
         <w:lastRenderedPageBreak/>
-        <w:t>D. Logica</w:t>
-      </w:r>
-      <w:r>
-        <w:t>l SDK Initialization Example</w:t>
-      </w:r>
+        <w:t>D. Logical SDK Initialization Example</w:t>
+      </w:r>
+      <w:bookmarkEnd w:id="38"/>
     </w:p>
     <w:p/>
     <w:p>
@@ -1511,9 +5857,11 @@
       <w:pPr>
         <w:pStyle w:val="Heading3"/>
       </w:pPr>
+      <w:bookmarkStart w:id="39" w:name="_Toc228193519"/>
       <w:r>
         <w:t>E. Core SDK Functional Surface (Business View)</w:t>
       </w:r>
+      <w:bookmarkEnd w:id="39"/>
     </w:p>
     <w:p/>
     <w:p>
@@ -1562,10 +5910,7 @@
         <w:pStyle w:val="ListBullet"/>
       </w:pPr>
       <w:r>
-        <w:t>Start/acc</w:t>
-      </w:r>
-      <w:r>
-        <w:t>ept/end app-to-app calls.</w:t>
+        <w:t>Start/accept/end app-to-app calls.</w:t>
       </w:r>
     </w:p>
     <w:p>
@@ -1647,10 +5992,12 @@
       <w:pPr>
         <w:pStyle w:val="Heading3"/>
       </w:pPr>
+      <w:bookmarkStart w:id="40" w:name="_Toc228193520"/>
       <w:r>
         <w:lastRenderedPageBreak/>
         <w:t>F. Suggested Frontend Integration Lifecycle</w:t>
       </w:r>
+      <w:bookmarkEnd w:id="40"/>
     </w:p>
     <w:p/>
     <w:p>
@@ -1666,10 +6013,7 @@
         <w:pStyle w:val="ListNumber"/>
       </w:pPr>
       <w:r>
-        <w:t>SDK establishes session in background for</w:t>
-      </w:r>
-      <w:r>
-        <w:t xml:space="preserve"> current user mode.</w:t>
+        <w:t>SDK establishes session in background for current user mode.</w:t>
       </w:r>
     </w:p>
     <w:p>
@@ -1701,10 +6045,7 @@
         <w:pStyle w:val="ListNumber"/>
       </w:pPr>
       <w:r>
-        <w:t>App closes/logout t</w:t>
-      </w:r>
-      <w:r>
-        <w:t>riggers SDK cleanup and session release.</w:t>
+        <w:t>App closes/logout triggers SDK cleanup and session release.</w:t>
       </w:r>
     </w:p>
     <w:p/>
@@ -1712,9 +6053,11 @@
       <w:pPr>
         <w:pStyle w:val="Heading3"/>
       </w:pPr>
+      <w:bookmarkStart w:id="41" w:name="_Toc228193521"/>
       <w:r>
         <w:t>G. Event Model for Frontend UX</w:t>
       </w:r>
+      <w:bookmarkEnd w:id="41"/>
     </w:p>
     <w:p/>
     <w:p>
@@ -1800,9 +6143,11 @@
       <w:pPr>
         <w:pStyle w:val="Heading3"/>
       </w:pPr>
+      <w:bookmarkStart w:id="42" w:name="_Toc228193522"/>
       <w:r>
         <w:t>H. Responsibilities Split (Important)</w:t>
       </w:r>
+      <w:bookmarkEnd w:id="42"/>
     </w:p>
     <w:p/>
     <w:p>
@@ -1851,10 +6196,7 @@
         <w:pStyle w:val="ListBullet"/>
       </w:pPr>
       <w:r>
-        <w:t xml:space="preserve">Manages communication session and </w:t>
-      </w:r>
-      <w:r>
-        <w:t>backend orchestration.</w:t>
+        <w:t>Manages communication session and backend orchestration.</w:t>
       </w:r>
     </w:p>
     <w:p>
@@ -1903,10 +6245,7 @@
         <w:pStyle w:val="ListBullet"/>
       </w:pPr>
       <w:r>
-        <w:t>Persists operational record</w:t>
-      </w:r>
-      <w:r>
-        <w:t>s.</w:t>
+        <w:t>Persists operational records.</w:t>
       </w:r>
     </w:p>
     <w:p/>
@@ -1914,13 +6253,18 @@
       <w:pPr>
         <w:pStyle w:val="Heading3"/>
       </w:pPr>
+      <w:bookmarkStart w:id="43" w:name="_Toc228193523"/>
       <w:r>
         <w:t>I. High-Level SDK Architecture Flow</w:t>
       </w:r>
+      <w:bookmarkEnd w:id="43"/>
     </w:p>
     <w:p/>
     <w:p>
       <w:r>
+        <w:rPr>
+          <w:noProof/>
+        </w:rPr>
         <w:drawing>
           <wp:inline distT="0" distB="0" distL="0" distR="0" wp14:anchorId="0E4DCFEC" wp14:editId="50C5C998">
             <wp:extent cx="5486400" cy="2100580"/>
@@ -1957,20 +6301,17 @@
           </wp:inline>
         </w:drawing>
       </w:r>
-      <w:bookmarkStart w:id="0" w:name="_GoBack"/>
-      <w:bookmarkEnd w:id="0"/>
     </w:p>
     <w:p/>
     <w:p>
       <w:pPr>
         <w:pStyle w:val="Heading3"/>
       </w:pPr>
-      <w:r>
-        <w:t>J. Non-Technical Success Criteria for SDK Ad</w:t>
-      </w:r>
-      <w:r>
-        <w:t>option</w:t>
-      </w:r>
+      <w:bookmarkStart w:id="44" w:name="_Toc228193524"/>
+      <w:r>
+        <w:t>J. Non-Technical Success Criteria for SDK Adoption</w:t>
+      </w:r>
+      <w:bookmarkEnd w:id="44"/>
     </w:p>
     <w:p/>
     <w:p>
@@ -2002,10 +6343,7 @@
         <w:pStyle w:val="ListBullet"/>
       </w:pPr>
       <w:r>
-        <w:t>UI teams can rel</w:t>
-      </w:r>
-      <w:r>
-        <w:t>y on stable SDK events to build communication experiences quickly.</w:t>
+        <w:t>UI teams can rely on stable SDK events to build communication experiences quickly.</w:t>
       </w:r>
     </w:p>
     <w:p/>
@@ -2013,18 +6351,22 @@
       <w:pPr>
         <w:pStyle w:val="Heading2"/>
       </w:pPr>
+      <w:bookmarkStart w:id="45" w:name="_Toc228193525"/>
       <w:r>
         <w:t>13) Recommended Public SDK API Contract</w:t>
       </w:r>
+      <w:bookmarkEnd w:id="45"/>
     </w:p>
     <w:p/>
     <w:p>
       <w:pPr>
         <w:pStyle w:val="Heading3"/>
       </w:pPr>
+      <w:bookmarkStart w:id="46" w:name="_Toc228193526"/>
       <w:r>
         <w:t>A. SDK Initialization and Lifecycle</w:t>
       </w:r>
+      <w:bookmarkEnd w:id="46"/>
     </w:p>
     <w:p/>
     <w:p>
@@ -2071,10 +6413,7 @@
         <w:pStyle w:val="ListBullet"/>
       </w:pPr>
       <w:r>
-        <w:t>`KasookooSDK.destroy()` - cleanup SDK resources on app unl</w:t>
-      </w:r>
-      <w:r>
-        <w:t>oad/logout</w:t>
+        <w:t>`KasookooSDK.destroy()` - cleanup SDK resources on app unload/logout</w:t>
       </w:r>
     </w:p>
     <w:p>
@@ -2090,9 +6429,11 @@
       <w:pPr>
         <w:pStyle w:val="Heading3"/>
       </w:pPr>
+      <w:bookmarkStart w:id="47" w:name="_Toc228193527"/>
       <w:r>
         <w:t>B. Calling Module Contract</w:t>
       </w:r>
+      <w:bookmarkEnd w:id="47"/>
     </w:p>
     <w:p/>
     <w:p>
@@ -2154,12 +6495,11 @@
       <w:pPr>
         <w:pStyle w:val="Heading3"/>
       </w:pPr>
-      <w:r>
-        <w:t>C. SIP Ca</w:t>
-      </w:r>
-      <w:r>
-        <w:t>lling Module Contract</w:t>
-      </w:r>
+      <w:bookmarkStart w:id="48" w:name="_Toc228193528"/>
+      <w:r>
+        <w:t>C. SIP Calling Module Contract</w:t>
+      </w:r>
+      <w:bookmarkEnd w:id="48"/>
     </w:p>
     <w:p/>
     <w:p>
@@ -2197,12 +6537,11 @@
       <w:pPr>
         <w:pStyle w:val="Heading3"/>
       </w:pPr>
-      <w:r>
-        <w:t>D. Messaging Module Con</w:t>
-      </w:r>
-      <w:r>
-        <w:t>tract</w:t>
-      </w:r>
+      <w:bookmarkStart w:id="49" w:name="_Toc228193529"/>
+      <w:r>
+        <w:t>D. Messaging Module Contract</w:t>
+      </w:r>
+      <w:bookmarkEnd w:id="49"/>
     </w:p>
     <w:p/>
     <w:p>
@@ -2265,12 +6604,11 @@
       <w:pPr>
         <w:pStyle w:val="Heading3"/>
       </w:pPr>
-      <w:r>
-        <w:t>E. Notification Module Contr</w:t>
-      </w:r>
-      <w:r>
-        <w:t>act</w:t>
-      </w:r>
+      <w:bookmarkStart w:id="50" w:name="_Toc228193530"/>
+      <w:r>
+        <w:t>E. Notification Module Contract</w:t>
+      </w:r>
+      <w:bookmarkEnd w:id="50"/>
     </w:p>
     <w:p/>
     <w:p>
@@ -2300,10 +6638,7 @@
         <w:pStyle w:val="ListBullet"/>
       </w:pPr>
       <w:r>
-        <w:t>`KasookooSDK.notifications.getPermissionState()` - read local n</w:t>
-      </w:r>
-      <w:r>
-        <w:t>otification permission status</w:t>
+        <w:t>`KasookooSDK.notifications.getPermissionState()` - read local notification permission status</w:t>
       </w:r>
     </w:p>
     <w:p/>
@@ -2311,9 +6646,11 @@
       <w:pPr>
         <w:pStyle w:val="Heading3"/>
       </w:pPr>
+      <w:bookmarkStart w:id="51" w:name="_Toc228193531"/>
       <w:r>
         <w:t>F. Event Contract (Frontend Subscription Model)</w:t>
       </w:r>
+      <w:bookmarkEnd w:id="51"/>
     </w:p>
     <w:p/>
     <w:p>
@@ -2366,10 +6703,7 @@
         <w:pStyle w:val="ListBullet"/>
       </w:pPr>
       <w:r>
-        <w:t>`sdk</w:t>
-      </w:r>
-      <w:r>
-        <w:t>.error`</w:t>
+        <w:t>`sdk.error`</w:t>
       </w:r>
     </w:p>
     <w:p>
@@ -2506,9 +6840,11 @@
       <w:pPr>
         <w:pStyle w:val="Heading3"/>
       </w:pPr>
+      <w:bookmarkStart w:id="52" w:name="_Toc228193532"/>
       <w:r>
         <w:t>G. Standard Response Shape (Recommended)</w:t>
       </w:r>
+      <w:bookmarkEnd w:id="52"/>
     </w:p>
     <w:p/>
     <w:p>
@@ -2579,12 +6915,11 @@
       <w:pPr>
         <w:pStyle w:val="Heading3"/>
       </w:pPr>
-      <w:r>
-        <w:t xml:space="preserve">H. Standard Error </w:t>
-      </w:r>
-      <w:r>
-        <w:t>Model (Recommended)</w:t>
-      </w:r>
+      <w:bookmarkStart w:id="53" w:name="_Toc228193533"/>
+      <w:r>
+        <w:t>H. Standard Error Model (Recommended)</w:t>
+      </w:r>
+      <w:bookmarkEnd w:id="53"/>
     </w:p>
     <w:p/>
     <w:p>
@@ -2670,10 +7005,7 @@
         <w:pStyle w:val="NoSpacing"/>
       </w:pPr>
       <w:r>
-        <w:t xml:space="preserve">  </w:t>
-      </w:r>
-      <w:r>
-        <w:t>"timestamp": "2026-04-27T12:00:00Z"</w:t>
+        <w:t xml:space="preserve">  "timestamp": "2026-04-27T12:00:00Z"</w:t>
       </w:r>
     </w:p>
     <w:p>
@@ -2691,9 +7023,11 @@
       <w:pPr>
         <w:pStyle w:val="Heading3"/>
       </w:pPr>
+      <w:bookmarkStart w:id="54" w:name="_Toc228193534"/>
       <w:r>
         <w:t>I. Configuration Object (Recommended)</w:t>
       </w:r>
+      <w:bookmarkEnd w:id="54"/>
     </w:p>
     <w:p/>
     <w:p>
@@ -2757,10 +7091,7 @@
         <w:pStyle w:val="NoSpacing"/>
       </w:pPr>
       <w:r>
-        <w:t xml:space="preserve">   </w:t>
-      </w:r>
-      <w:r>
-        <w:t xml:space="preserve"> calling: true,</w:t>
+        <w:t xml:space="preserve">    calling: true,</w:t>
       </w:r>
     </w:p>
     <w:p>
@@ -2849,9 +7180,11 @@
       <w:pPr>
         <w:pStyle w:val="Heading3"/>
       </w:pPr>
+      <w:bookmarkStart w:id="55" w:name="_Toc228193535"/>
       <w:r>
         <w:t>J. Adoption Guideline</w:t>
       </w:r>
+      <w:bookmarkEnd w:id="55"/>
     </w:p>
     <w:p/>
     <w:p>
@@ -2859,10 +7192,7 @@
         <w:pStyle w:val="ListBullet"/>
       </w:pPr>
       <w:r>
-        <w:t xml:space="preserve">Keep SDK public API stable and versioned (semantic </w:t>
-      </w:r>
-      <w:r>
-        <w:t>versioning).</w:t>
+        <w:t>Keep SDK public API stable and versioned (semantic versioning).</w:t>
       </w:r>
     </w:p>
     <w:p>
@@ -2894,21 +7224,22 @@
       <w:pPr>
         <w:pStyle w:val="Heading2"/>
       </w:pPr>
-      <w:r>
-        <w:t>14) v1 MVP SDK C</w:t>
-      </w:r>
-      <w:r>
-        <w:t>ontract (Launch-Safe Minimum)</w:t>
-      </w:r>
+      <w:bookmarkStart w:id="56" w:name="_Toc228193536"/>
+      <w:r>
+        <w:t>14) v1 MVP SDK Contract (Launch-Safe Minimum)</w:t>
+      </w:r>
+      <w:bookmarkEnd w:id="56"/>
     </w:p>
     <w:p/>
     <w:p>
       <w:pPr>
         <w:pStyle w:val="Heading3"/>
       </w:pPr>
+      <w:bookmarkStart w:id="57" w:name="_Toc228193537"/>
       <w:r>
         <w:t>A. Objective</w:t>
       </w:r>
+      <w:bookmarkEnd w:id="57"/>
     </w:p>
     <w:p/>
     <w:p>
@@ -2933,10 +7264,7 @@
         <w:pStyle w:val="ListBullet"/>
       </w:pPr>
       <w:r>
-        <w:t>Keep SIP and advanced features optional for post-v1 expa</w:t>
-      </w:r>
-      <w:r>
-        <w:t>nsion.</w:t>
+        <w:t>Keep SIP and advanced features optional for post-v1 expansion.</w:t>
       </w:r>
     </w:p>
     <w:p/>
@@ -2944,9 +7272,11 @@
       <w:pPr>
         <w:pStyle w:val="Heading3"/>
       </w:pPr>
+      <w:bookmarkStart w:id="58" w:name="_Toc228193538"/>
       <w:r>
         <w:t>B. Required v1 Initialization Contract</w:t>
       </w:r>
+      <w:bookmarkEnd w:id="58"/>
     </w:p>
     <w:p/>
     <w:p>
@@ -3041,9 +7371,11 @@
       <w:pPr>
         <w:pStyle w:val="Heading3"/>
       </w:pPr>
+      <w:bookmarkStart w:id="59" w:name="_Toc228193539"/>
       <w:r>
         <w:t>C. Required v1 Calling Contract</w:t>
       </w:r>
+      <w:bookmarkEnd w:id="59"/>
     </w:p>
     <w:p/>
     <w:p>
@@ -3091,12 +7423,11 @@
       <w:pPr>
         <w:pStyle w:val="Heading3"/>
       </w:pPr>
-      <w:r>
-        <w:t xml:space="preserve">D. Required v1 Messaging </w:t>
-      </w:r>
-      <w:r>
-        <w:t>Contract</w:t>
-      </w:r>
+      <w:bookmarkStart w:id="60" w:name="_Toc228193540"/>
+      <w:r>
+        <w:t>D. Required v1 Messaging Contract</w:t>
+      </w:r>
+      <w:bookmarkEnd w:id="60"/>
     </w:p>
     <w:p/>
     <w:p>
@@ -3153,9 +7484,11 @@
       <w:pPr>
         <w:pStyle w:val="Heading3"/>
       </w:pPr>
+      <w:bookmarkStart w:id="61" w:name="_Toc228193541"/>
       <w:r>
         <w:t>E. Optional in v1 (Feature Flag Based)</w:t>
       </w:r>
+      <w:bookmarkEnd w:id="61"/>
     </w:p>
     <w:p/>
     <w:p>
@@ -3187,9 +7520,11 @@
       <w:pPr>
         <w:pStyle w:val="Heading3"/>
       </w:pPr>
+      <w:bookmarkStart w:id="62" w:name="_Toc228193542"/>
       <w:r>
         <w:t>F. Required v1 Events</w:t>
       </w:r>
+      <w:bookmarkEnd w:id="62"/>
     </w:p>
     <w:p/>
     <w:p>
@@ -3221,10 +7556,7 @@
         <w:pStyle w:val="ListBullet"/>
       </w:pPr>
       <w:r>
-        <w:t>`session</w:t>
-      </w:r>
-      <w:r>
-        <w:t>.expiring`</w:t>
+        <w:t>`session.expiring`</w:t>
       </w:r>
     </w:p>
     <w:p>
@@ -3280,9 +7612,11 @@
       <w:pPr>
         <w:pStyle w:val="Heading3"/>
       </w:pPr>
+      <w:bookmarkStart w:id="63" w:name="_Toc228193543"/>
       <w:r>
         <w:t>G. Required v1 Error Codes</w:t>
       </w:r>
+      <w:bookmarkEnd w:id="63"/>
     </w:p>
     <w:p/>
     <w:p>
@@ -3330,10 +7664,7 @@
         <w:pStyle w:val="ListBullet"/>
       </w:pPr>
       <w:r>
-        <w:t>`NETWORK_UNAVAIL</w:t>
-      </w:r>
-      <w:r>
-        <w:t>ABLE`</w:t>
+        <w:t>`NETWORK_UNAVAILABLE`</w:t>
       </w:r>
     </w:p>
     <w:p/>
@@ -3341,9 +7672,11 @@
       <w:pPr>
         <w:pStyle w:val="Heading3"/>
       </w:pPr>
+      <w:bookmarkStart w:id="64" w:name="_Toc228193544"/>
       <w:r>
         <w:t>H. v1 Launch Acceptance Criteria</w:t>
       </w:r>
+      <w:bookmarkEnd w:id="64"/>
     </w:p>
     <w:p/>
     <w:p>
@@ -3376,10 +7709,7 @@
         <w:pStyle w:val="ListBullet"/>
       </w:pPr>
       <w:r>
-        <w:t xml:space="preserve">Error model is consistent and </w:t>
-      </w:r>
-      <w:r>
-        <w:t>actionable for frontend UI handling.</w:t>
+        <w:t>Error model is consistent and actionable for frontend UI handling.</w:t>
       </w:r>
     </w:p>
     <w:sectPr>
@@ -3880,10 +8210,6 @@
     <w:lsdException w:name="Book Title" w:uiPriority="33" w:qFormat="1"/>
     <w:lsdException w:name="Bibliography" w:semiHidden="1" w:uiPriority="37" w:unhideWhenUsed="1"/>
     <w:lsdException w:name="TOC Heading" w:semiHidden="1" w:uiPriority="39" w:unhideWhenUsed="1" w:qFormat="1"/>
-    <w:lsdException w:name="Grid Table Light" w:semiHidden="1" w:unhideWhenUsed="1"/>
-    <w:lsdException w:name="Grid Table 1 Light" w:semiHidden="1" w:unhideWhenUsed="1"/>
-    <w:lsdException w:name="Grid Table 2" w:semiHidden="1" w:unhideWhenUsed="1"/>
-    <w:lsdException w:name="Grid Table 3" w:semiHidden="1" w:unhideWhenUsed="1"/>
     <w:lsdException w:name="Grid Table 4" w:uiPriority="49"/>
     <w:lsdException w:name="Grid Table 5 Dark" w:uiPriority="50"/>
     <w:lsdException w:name="Grid Table 6 Colorful" w:uiPriority="51"/>
@@ -14978,6 +19304,55 @@
       </w:tcPr>
     </w:tblStylePr>
   </w:style>
+  <w:style w:type="paragraph" w:styleId="TOC1">
+    <w:name w:val="toc 1"/>
+    <w:basedOn w:val="Normal"/>
+    <w:next w:val="Normal"/>
+    <w:autoRedefine/>
+    <w:uiPriority w:val="39"/>
+    <w:unhideWhenUsed/>
+    <w:rsid w:val="001E2571"/>
+    <w:pPr>
+      <w:spacing w:after="100"/>
+    </w:pPr>
+  </w:style>
+  <w:style w:type="paragraph" w:styleId="TOC2">
+    <w:name w:val="toc 2"/>
+    <w:basedOn w:val="Normal"/>
+    <w:next w:val="Normal"/>
+    <w:autoRedefine/>
+    <w:uiPriority w:val="39"/>
+    <w:unhideWhenUsed/>
+    <w:rsid w:val="001E2571"/>
+    <w:pPr>
+      <w:spacing w:after="100"/>
+      <w:ind w:left="220"/>
+    </w:pPr>
+  </w:style>
+  <w:style w:type="paragraph" w:styleId="TOC3">
+    <w:name w:val="toc 3"/>
+    <w:basedOn w:val="Normal"/>
+    <w:next w:val="Normal"/>
+    <w:autoRedefine/>
+    <w:uiPriority w:val="39"/>
+    <w:unhideWhenUsed/>
+    <w:rsid w:val="001E2571"/>
+    <w:pPr>
+      <w:spacing w:after="100"/>
+      <w:ind w:left="440"/>
+    </w:pPr>
+  </w:style>
+  <w:style w:type="character" w:styleId="Hyperlink">
+    <w:name w:val="Hyperlink"/>
+    <w:basedOn w:val="DefaultParagraphFont"/>
+    <w:uiPriority w:val="99"/>
+    <w:unhideWhenUsed/>
+    <w:rsid w:val="001E2571"/>
+    <w:rPr>
+      <w:color w:val="0000FF" w:themeColor="hyperlink"/>
+      <w:u w:val="single"/>
+    </w:rPr>
+  </w:style>
 </w:styles>
 </file>
 
@@ -15306,7 +19681,7 @@
 </file>
 
 <file path=customXml/itemProps1.xml><?xml version="1.0" encoding="utf-8"?>
-<ds:datastoreItem xmlns:ds="http://schemas.openxmlformats.org/officeDocument/2006/customXml" ds:itemID="{865120C5-32C7-444A-8E37-42F90B236443}">
+<ds:datastoreItem xmlns:ds="http://schemas.openxmlformats.org/officeDocument/2006/customXml" ds:itemID="{CE4A4D3D-5EAD-4F49-A13A-A65439BBB00C}">
   <ds:schemaRefs>
     <ds:schemaRef ds:uri="http://schemas.openxmlformats.org/officeDocument/2006/bibliography"/>
   </ds:schemaRefs>
